--- a/SWARD/Lectures/Lecture 8.docx
+++ b/SWARD/Lectures/Lecture 8.docx
@@ -103,9 +103,52 @@
           <w:szCs w:val="24"/>
           <w:u w:val="single"/>
         </w:rPr>
-        <w:t>pattern?</w:t>
-      </w:r>
-      <w:r>
+        <w:t>pattern?:</w:t>
+      </w:r>
+      <w:proofErr w:type="gramEnd"/>
+    </w:p>
+    <w:p>
+      <w:pPr>
+        <w:rPr>
+          <w:color w:val="000000" w:themeColor="text1"/>
+        </w:rPr>
+      </w:pPr>
+      <w:r>
+        <w:rPr>
+          <w:color w:val="000000" w:themeColor="text1"/>
+        </w:rPr>
+        <w:t>a</w:t>
+      </w:r>
+      <w:r>
+        <w:rPr>
+          <w:color w:val="000000" w:themeColor="text1"/>
+        </w:rPr>
+        <w:t xml:space="preserve"> </w:t>
+      </w:r>
+      <w:proofErr w:type="spellStart"/>
+      <w:r>
+        <w:rPr>
+          <w:color w:val="000000" w:themeColor="text1"/>
+        </w:rPr>
+        <w:t>behavioral</w:t>
+      </w:r>
+      <w:proofErr w:type="spellEnd"/>
+      <w:r>
+        <w:rPr>
+          <w:color w:val="000000" w:themeColor="text1"/>
+        </w:rPr>
+        <w:t xml:space="preserve"> design pattern where one object (the subject) keeps track of other objects (observers) and automatically notifies them whenever its state changes, so they can react accordingly.</w:t>
+      </w:r>
+    </w:p>
+    <w:p>
+      <w:pPr>
+        <w:rPr>
+          <w:color w:val="000000" w:themeColor="text1"/>
+        </w:rPr>
+      </w:pPr>
+    </w:p>
+    <w:p>
+      <w:pPr>
         <w:rPr>
           <w:b/>
           <w:bCs/>
@@ -114,52 +157,8 @@
           <w:szCs w:val="24"/>
           <w:u w:val="single"/>
         </w:rPr>
-        <w:t>:</w:t>
-      </w:r>
-      <w:proofErr w:type="gramEnd"/>
-    </w:p>
-    <w:p>
-      <w:pPr>
-        <w:rPr>
-          <w:color w:val="000000" w:themeColor="text1"/>
-        </w:rPr>
-      </w:pPr>
-      <w:r>
-        <w:rPr>
-          <w:color w:val="000000" w:themeColor="text1"/>
-        </w:rPr>
-        <w:t>a</w:t>
-      </w:r>
-      <w:r>
-        <w:rPr>
-          <w:color w:val="000000" w:themeColor="text1"/>
-        </w:rPr>
-        <w:t xml:space="preserve"> </w:t>
-      </w:r>
-      <w:proofErr w:type="spellStart"/>
-      <w:r>
-        <w:rPr>
-          <w:color w:val="000000" w:themeColor="text1"/>
-        </w:rPr>
-        <w:t>behavioral</w:t>
-      </w:r>
-      <w:proofErr w:type="spellEnd"/>
-      <w:r>
-        <w:rPr>
-          <w:color w:val="000000" w:themeColor="text1"/>
-        </w:rPr>
-        <w:t xml:space="preserve"> design pattern where one object (the subject) keeps track of other objects (observers) and automatically notifies them whenever its state changes, so they can react accordingly.</w:t>
-      </w:r>
-    </w:p>
-    <w:p>
-      <w:pPr>
-        <w:rPr>
-          <w:color w:val="000000" w:themeColor="text1"/>
-        </w:rPr>
-      </w:pPr>
-    </w:p>
-    <w:p>
-      <w:pPr>
+      </w:pPr>
+      <w:r>
         <w:rPr>
           <w:b/>
           <w:bCs/>
@@ -168,7 +167,9 @@
           <w:szCs w:val="24"/>
           <w:u w:val="single"/>
         </w:rPr>
-      </w:pPr>
+        <w:t xml:space="preserve">What is </w:t>
+      </w:r>
+      <w:proofErr w:type="spellStart"/>
       <w:r>
         <w:rPr>
           <w:b/>
@@ -178,9 +179,9 @@
           <w:szCs w:val="24"/>
           <w:u w:val="single"/>
         </w:rPr>
-        <w:t xml:space="preserve">What is </w:t>
-      </w:r>
-      <w:proofErr w:type="spellStart"/>
+        <w:t>conway’s</w:t>
+      </w:r>
+      <w:proofErr w:type="spellEnd"/>
       <w:r>
         <w:rPr>
           <w:b/>
@@ -190,10 +191,24 @@
           <w:szCs w:val="24"/>
           <w:u w:val="single"/>
         </w:rPr>
-        <w:t>conway’s</w:t>
-      </w:r>
-      <w:proofErr w:type="spellEnd"/>
-      <w:r>
+        <w:t xml:space="preserve"> law?</w:t>
+      </w:r>
+    </w:p>
+    <w:p>
+      <w:pPr>
+        <w:rPr>
+          <w:color w:val="000000" w:themeColor="text1"/>
+        </w:rPr>
+      </w:pPr>
+      <w:r>
+        <w:rPr>
+          <w:color w:val="000000" w:themeColor="text1"/>
+        </w:rPr>
+        <w:t>Any organization that designs a system (defined broadly) will produce a design whose structure is a copy of the organization's communication structure.</w:t>
+      </w:r>
+    </w:p>
+    <w:p>
+      <w:pPr>
         <w:rPr>
           <w:b/>
           <w:bCs/>
@@ -202,21 +217,7 @@
           <w:szCs w:val="24"/>
           <w:u w:val="single"/>
         </w:rPr>
-        <w:t xml:space="preserve"> law?</w:t>
-      </w:r>
-    </w:p>
-    <w:p>
-      <w:pPr>
-        <w:rPr>
-          <w:color w:val="000000" w:themeColor="text1"/>
-        </w:rPr>
-      </w:pPr>
-      <w:r>
-        <w:rPr>
-          <w:color w:val="000000" w:themeColor="text1"/>
-        </w:rPr>
-        <w:t>Any organization that designs a system (defined broadly) will produce a design whose structure is a copy of the organization's communication structure.</w:t>
-      </w:r>
+      </w:pPr>
     </w:p>
     <w:p>
       <w:pPr>
@@ -229,9 +230,7 @@
           <w:u w:val="single"/>
         </w:rPr>
       </w:pPr>
-    </w:p>
-    <w:p>
-      <w:pPr>
+      <w:r>
         <w:rPr>
           <w:b/>
           <w:bCs/>
@@ -240,16 +239,6 @@
           <w:szCs w:val="24"/>
           <w:u w:val="single"/>
         </w:rPr>
-      </w:pPr>
-      <w:r>
-        <w:rPr>
-          <w:b/>
-          <w:bCs/>
-          <w:color w:val="000000" w:themeColor="text1"/>
-          <w:sz w:val="24"/>
-          <w:szCs w:val="24"/>
-          <w:u w:val="single"/>
-        </w:rPr>
         <w:t>Why Is Conway’s Law important in interface design?</w:t>
       </w:r>
     </w:p>
@@ -297,12 +286,6 @@
           <w:color w:val="000000" w:themeColor="text1"/>
         </w:rPr>
         <w:t>inconsistent APIs, integration problems, and misunderstandings.</w:t>
-      </w:r>
-      <w:r>
-        <w:rPr>
-          <w:color w:val="000000" w:themeColor="text1"/>
-        </w:rPr>
-        <w:t>\</w:t>
       </w:r>
     </w:p>
     <w:tbl>
@@ -1255,15 +1238,7 @@
           <w:bCs/>
           <w:color w:val="000000" w:themeColor="text1"/>
         </w:rPr>
-        <w:t>Structure (object-oriented)</w:t>
-      </w:r>
-      <w:r>
-        <w:rPr>
-          <w:b/>
-          <w:bCs/>
-          <w:color w:val="000000" w:themeColor="text1"/>
-        </w:rPr>
-        <w:t>:</w:t>
+        <w:t>Structure (object-oriented):</w:t>
       </w:r>
       <w:r>
         <w:rPr>
@@ -1277,15 +1252,7 @@
           <w:bCs/>
           <w:color w:val="000000" w:themeColor="text1"/>
         </w:rPr>
-        <w:t>Deployment</w:t>
-      </w:r>
-      <w:r>
-        <w:rPr>
-          <w:b/>
-          <w:bCs/>
-          <w:color w:val="000000" w:themeColor="text1"/>
-        </w:rPr>
-        <w:t>:</w:t>
+        <w:t>Deployment:</w:t>
       </w:r>
       <w:r>
         <w:rPr>
@@ -1306,15 +1273,7 @@
           <w:bCs/>
           <w:color w:val="000000" w:themeColor="text1"/>
         </w:rPr>
-        <w:t>Communication</w:t>
-      </w:r>
-      <w:r>
-        <w:rPr>
-          <w:b/>
-          <w:bCs/>
-          <w:color w:val="000000" w:themeColor="text1"/>
-        </w:rPr>
-        <w:t>:</w:t>
+        <w:t>Communication:</w:t>
       </w:r>
       <w:r>
         <w:rPr>
@@ -1462,15 +1421,7 @@
           <w:bCs/>
           <w:color w:val="000000" w:themeColor="text1"/>
         </w:rPr>
-        <w:t>User Interface (UI) / Presentation Layer</w:t>
-      </w:r>
-      <w:r>
-        <w:rPr>
-          <w:b/>
-          <w:bCs/>
-          <w:color w:val="000000" w:themeColor="text1"/>
-        </w:rPr>
-        <w:t>:</w:t>
+        <w:t>User Interface (UI) / Presentation Layer:</w:t>
       </w:r>
       <w:r>
         <w:rPr>
@@ -1552,15 +1503,7 @@
           <w:bCs/>
           <w:color w:val="000000" w:themeColor="text1"/>
         </w:rPr>
-        <w:t>The Application layer</w:t>
-      </w:r>
-      <w:r>
-        <w:rPr>
-          <w:b/>
-          <w:bCs/>
-          <w:color w:val="000000" w:themeColor="text1"/>
-        </w:rPr>
-        <w:t>:</w:t>
+        <w:t>The Application layer:</w:t>
       </w:r>
       <w:r>
         <w:rPr>
@@ -1674,15 +1617,7 @@
           <w:bCs/>
           <w:color w:val="000000" w:themeColor="text1"/>
         </w:rPr>
-        <w:t>Business Infrastructure</w:t>
-      </w:r>
-      <w:r>
-        <w:rPr>
-          <w:b/>
-          <w:bCs/>
-          <w:color w:val="000000" w:themeColor="text1"/>
-        </w:rPr>
-        <w:t>:</w:t>
+        <w:t>Business Infrastructure:</w:t>
       </w:r>
       <w:r>
         <w:rPr>
@@ -1724,13 +1659,7 @@
         <w:rPr>
           <w:color w:val="000000" w:themeColor="text1"/>
         </w:rPr>
-        <w:t xml:space="preserve">  </w:t>
-      </w:r>
-      <w:r>
-        <w:rPr>
-          <w:color w:val="000000" w:themeColor="text1"/>
-        </w:rPr>
-        <w:t xml:space="preserve">Technical Services are reusable technical building blocks that help the application </w:t>
+        <w:t xml:space="preserve">  Technical Services are reusable technical building blocks that help the application </w:t>
       </w:r>
       <w:proofErr w:type="gramStart"/>
       <w:r>
@@ -1793,15 +1722,7 @@
           <w:bCs/>
           <w:color w:val="000000" w:themeColor="text1"/>
         </w:rPr>
-        <w:t>Foundation (a.k.a. Core Services, Base Services, Low-level Technical Services/Infrastructure)</w:t>
-      </w:r>
-      <w:r>
-        <w:rPr>
-          <w:b/>
-          <w:bCs/>
-          <w:color w:val="000000" w:themeColor="text1"/>
-        </w:rPr>
-        <w:t xml:space="preserve">: </w:t>
+        <w:t xml:space="preserve">Foundation (a.k.a. Core Services, Base Services, Low-level Technical Services/Infrastructure): </w:t>
       </w:r>
       <w:r>
         <w:rPr>
@@ -1915,7 +1836,21 @@
           <w:noProof/>
           <w:color w:val="000000" w:themeColor="text1"/>
         </w:rPr>
-        <w:t>Modular architecture is better than modular since its easier to change.</w:t>
+        <w:t xml:space="preserve">Modular architecture is better than </w:t>
+      </w:r>
+      <w:r>
+        <w:rPr>
+          <w:noProof/>
+          <w:color w:val="000000" w:themeColor="text1"/>
+        </w:rPr>
+        <w:t>non-</w:t>
+      </w:r>
+      <w:r>
+        <w:rPr>
+          <w:noProof/>
+          <w:color w:val="000000" w:themeColor="text1"/>
+        </w:rPr>
+        <w:t>modular since its easier to change.</w:t>
       </w:r>
     </w:p>
     <w:p>
@@ -1949,15 +1884,7 @@
           <w:bCs/>
           <w:color w:val="000000" w:themeColor="text1"/>
         </w:rPr>
-        <w:t>Advantages</w:t>
-      </w:r>
-      <w:r>
-        <w:rPr>
-          <w:b/>
-          <w:bCs/>
-          <w:color w:val="000000" w:themeColor="text1"/>
-        </w:rPr>
-        <w:t>:</w:t>
+        <w:t>Advantages:</w:t>
       </w:r>
       <w:r>
         <w:rPr>
@@ -2027,19 +1954,7 @@
         <w:rPr>
           <w:color w:val="000000" w:themeColor="text1"/>
         </w:rPr>
-        <w:t>Scalability</w:t>
-      </w:r>
-      <w:r>
-        <w:rPr>
-          <w:color w:val="000000" w:themeColor="text1"/>
-        </w:rPr>
-        <w:t xml:space="preserve">, </w:t>
-      </w:r>
-      <w:r>
-        <w:rPr>
-          <w:color w:val="000000" w:themeColor="text1"/>
-        </w:rPr>
-        <w:t xml:space="preserve"> Data</w:t>
+        <w:t>Scalability,  Data</w:t>
       </w:r>
       <w:proofErr w:type="gramEnd"/>
       <w:r>
@@ -2047,6 +1962,12 @@
           <w:color w:val="000000" w:themeColor="text1"/>
         </w:rPr>
         <w:t xml:space="preserve"> flow through each layer causes the Sinkhole Problem</w:t>
+      </w:r>
+      <w:r>
+        <w:rPr>
+          <w:color w:val="000000" w:themeColor="text1"/>
+        </w:rPr>
+        <w:t>, latency</w:t>
       </w:r>
     </w:p>
     <w:p>
@@ -2077,8 +1998,9 @@
           <w:u w:val="single"/>
         </w:rPr>
         <w:lastRenderedPageBreak/>
-        <w:t>H</w:t>
-      </w:r>
+        <w:t xml:space="preserve">How might a layered architecture influence people and </w:t>
+      </w:r>
+      <w:proofErr w:type="gramStart"/>
       <w:r>
         <w:rPr>
           <w:b/>
@@ -2088,9 +2010,8 @@
           <w:szCs w:val="24"/>
           <w:u w:val="single"/>
         </w:rPr>
-        <w:t xml:space="preserve">ow might a layered architecture influence people and </w:t>
-      </w:r>
-      <w:proofErr w:type="gramStart"/>
+        <w:t>organizations?</w:t>
+      </w:r>
       <w:r>
         <w:rPr>
           <w:b/>
@@ -2100,9 +2021,77 @@
           <w:szCs w:val="24"/>
           <w:u w:val="single"/>
         </w:rPr>
-        <w:t>organizations?</w:t>
-      </w:r>
-      <w:r>
+        <w:t>:</w:t>
+      </w:r>
+      <w:proofErr w:type="gramEnd"/>
+    </w:p>
+    <w:p>
+      <w:pPr>
+        <w:rPr>
+          <w:color w:val="000000" w:themeColor="text1"/>
+        </w:rPr>
+      </w:pPr>
+      <w:r>
+        <w:rPr>
+          <w:color w:val="000000" w:themeColor="text1"/>
+        </w:rPr>
+        <w:t>A layered architecture often leads organizations to structure teams according to layers (UI, application, domain, infrastructure). This influences communication by enforcing a hierarchical flow between teams, which can improve clarity and separation of concerns but also create silos and reduce direct collaboration.</w:t>
+      </w:r>
+    </w:p>
+    <w:p>
+      <w:pPr>
+        <w:rPr>
+          <w:color w:val="000000" w:themeColor="text1"/>
+        </w:rPr>
+      </w:pPr>
+    </w:p>
+    <w:p>
+      <w:pPr>
+        <w:rPr>
+          <w:b/>
+          <w:bCs/>
+          <w:color w:val="000000" w:themeColor="text1"/>
+          <w:u w:val="single"/>
+        </w:rPr>
+      </w:pPr>
+      <w:r>
+        <w:rPr>
+          <w:b/>
+          <w:bCs/>
+          <w:color w:val="000000" w:themeColor="text1"/>
+          <w:u w:val="single"/>
+        </w:rPr>
+        <w:t>Software Components vs. Layers:</w:t>
+      </w:r>
+    </w:p>
+    <w:p>
+      <w:pPr>
+        <w:rPr>
+          <w:color w:val="000000" w:themeColor="text1"/>
+        </w:rPr>
+      </w:pPr>
+      <w:r>
+        <w:rPr>
+          <w:color w:val="000000" w:themeColor="text1"/>
+        </w:rPr>
+        <w:t>Component is usually built around deriving a certain functionality and they usually are inside a layer not a layer by themselves. And they can exist through multi-layers</w:t>
+      </w:r>
+      <w:r>
+        <w:rPr>
+          <w:color w:val="000000" w:themeColor="text1"/>
+        </w:rPr>
+        <w:t>.</w:t>
+      </w:r>
+    </w:p>
+    <w:p>
+      <w:pPr>
+        <w:rPr>
+          <w:color w:val="000000" w:themeColor="text1"/>
+        </w:rPr>
+      </w:pPr>
+    </w:p>
+    <w:p>
+      <w:pPr>
         <w:rPr>
           <w:b/>
           <w:bCs/>
@@ -2111,86 +2100,8 @@
           <w:szCs w:val="24"/>
           <w:u w:val="single"/>
         </w:rPr>
-        <w:t>:</w:t>
-      </w:r>
-      <w:proofErr w:type="gramEnd"/>
-    </w:p>
-    <w:p>
-      <w:pPr>
-        <w:rPr>
-          <w:color w:val="000000" w:themeColor="text1"/>
-        </w:rPr>
-      </w:pPr>
-      <w:r>
-        <w:rPr>
-          <w:color w:val="000000" w:themeColor="text1"/>
-        </w:rPr>
-        <w:t>A layered architecture often leads organizations to structure teams according to layers (UI, application, domain, infrastructure). This influences communication by enforcing a hierarchical flow between teams, which can improve clarity and separation of concerns but also create silos and reduce direct collaboration.</w:t>
-      </w:r>
-    </w:p>
-    <w:p>
-      <w:pPr>
-        <w:rPr>
-          <w:color w:val="000000" w:themeColor="text1"/>
-        </w:rPr>
-      </w:pPr>
-    </w:p>
-    <w:p>
-      <w:pPr>
-        <w:rPr>
-          <w:b/>
-          <w:bCs/>
-          <w:color w:val="000000" w:themeColor="text1"/>
-          <w:u w:val="single"/>
-        </w:rPr>
-      </w:pPr>
-      <w:r>
-        <w:rPr>
-          <w:b/>
-          <w:bCs/>
-          <w:color w:val="000000" w:themeColor="text1"/>
-          <w:u w:val="single"/>
-        </w:rPr>
-        <w:t>Software Components vs. Layers</w:t>
-      </w:r>
-      <w:r>
-        <w:rPr>
-          <w:b/>
-          <w:bCs/>
-          <w:color w:val="000000" w:themeColor="text1"/>
-          <w:u w:val="single"/>
-        </w:rPr>
-        <w:t>:</w:t>
-      </w:r>
-    </w:p>
-    <w:p>
-      <w:pPr>
-        <w:rPr>
-          <w:color w:val="000000" w:themeColor="text1"/>
-        </w:rPr>
-      </w:pPr>
-      <w:r>
-        <w:rPr>
-          <w:color w:val="000000" w:themeColor="text1"/>
-        </w:rPr>
-        <w:t>Component is usually built around deriving a certain functionality and they usually are inside a layer not a layer by themselves. And they can exist through multi-layers</w:t>
-      </w:r>
-      <w:r>
-        <w:rPr>
-          <w:color w:val="000000" w:themeColor="text1"/>
-        </w:rPr>
-        <w:t>.</w:t>
-      </w:r>
-    </w:p>
-    <w:p>
-      <w:pPr>
-        <w:rPr>
-          <w:color w:val="000000" w:themeColor="text1"/>
-        </w:rPr>
-      </w:pPr>
-    </w:p>
-    <w:p>
-      <w:pPr>
+      </w:pPr>
+      <w:r>
         <w:rPr>
           <w:b/>
           <w:bCs/>
@@ -2199,8 +2110,305 @@
           <w:szCs w:val="24"/>
           <w:u w:val="single"/>
         </w:rPr>
-      </w:pPr>
-      <w:r>
+        <w:t>Monolithic vs. Distributed Architectures:</w:t>
+      </w:r>
+    </w:p>
+    <w:p>
+      <w:pPr>
+        <w:rPr>
+          <w:color w:val="000000" w:themeColor="text1"/>
+        </w:rPr>
+      </w:pPr>
+      <w:r>
+        <w:rPr>
+          <w:b/>
+          <w:bCs/>
+          <w:color w:val="000000" w:themeColor="text1"/>
+        </w:rPr>
+        <w:t xml:space="preserve">Monolithic architecture: </w:t>
+      </w:r>
+      <w:r>
+        <w:rPr>
+          <w:color w:val="000000" w:themeColor="text1"/>
+        </w:rPr>
+        <w:t xml:space="preserve">the entire system is bundled as one deployable unit, better for </w:t>
+      </w:r>
+      <w:proofErr w:type="gramStart"/>
+      <w:r>
+        <w:rPr>
+          <w:color w:val="000000" w:themeColor="text1"/>
+        </w:rPr>
+        <w:t xml:space="preserve">usability, </w:t>
+      </w:r>
+      <w:r>
+        <w:rPr>
+          <w:color w:val="000000" w:themeColor="text1"/>
+        </w:rPr>
+        <w:t xml:space="preserve"> </w:t>
+      </w:r>
+      <w:r>
+        <w:rPr>
+          <w:color w:val="000000" w:themeColor="text1"/>
+        </w:rPr>
+        <w:t>security</w:t>
+      </w:r>
+      <w:proofErr w:type="gramEnd"/>
+      <w:r>
+        <w:rPr>
+          <w:color w:val="000000" w:themeColor="text1"/>
+        </w:rPr>
+        <w:t xml:space="preserve"> </w:t>
+      </w:r>
+      <w:r>
+        <w:rPr>
+          <w:color w:val="000000" w:themeColor="text1"/>
+        </w:rPr>
+        <w:t xml:space="preserve">, and performance. Cons </w:t>
+      </w:r>
+      <w:proofErr w:type="gramStart"/>
+      <w:r>
+        <w:rPr>
+          <w:color w:val="000000" w:themeColor="text1"/>
+        </w:rPr>
+        <w:t>is</w:t>
+      </w:r>
+      <w:proofErr w:type="gramEnd"/>
+      <w:r>
+        <w:rPr>
+          <w:color w:val="000000" w:themeColor="text1"/>
+        </w:rPr>
+        <w:t xml:space="preserve"> that it has a single point of failure and not scalable.</w:t>
+      </w:r>
+    </w:p>
+    <w:p>
+      <w:pPr>
+        <w:rPr>
+          <w:color w:val="000000" w:themeColor="text1"/>
+        </w:rPr>
+      </w:pPr>
+      <w:r>
+        <w:rPr>
+          <w:b/>
+          <w:bCs/>
+          <w:color w:val="000000" w:themeColor="text1"/>
+        </w:rPr>
+        <w:t xml:space="preserve">Distributed: </w:t>
+      </w:r>
+      <w:r>
+        <w:rPr>
+          <w:color w:val="000000" w:themeColor="text1"/>
+        </w:rPr>
+        <w:t xml:space="preserve">the system is deployed as separate services and packages that communicate with each other through the network. Pros is scalability, and availability. Cons are </w:t>
+      </w:r>
+      <w:proofErr w:type="gramStart"/>
+      <w:r>
+        <w:rPr>
+          <w:color w:val="000000" w:themeColor="text1"/>
+        </w:rPr>
+        <w:t>its</w:t>
+      </w:r>
+      <w:proofErr w:type="gramEnd"/>
+      <w:r>
+        <w:rPr>
+          <w:color w:val="000000" w:themeColor="text1"/>
+        </w:rPr>
+        <w:t xml:space="preserve"> more complex harder to maintain, depends heavily on the latency of the network and harder to secure.</w:t>
+      </w:r>
+    </w:p>
+    <w:p>
+      <w:pPr>
+        <w:rPr>
+          <w:color w:val="000000" w:themeColor="text1"/>
+        </w:rPr>
+      </w:pPr>
+    </w:p>
+    <w:p>
+      <w:pPr>
+        <w:rPr>
+          <w:b/>
+          <w:bCs/>
+          <w:color w:val="000000" w:themeColor="text1"/>
+          <w:u w:val="single"/>
+        </w:rPr>
+      </w:pPr>
+      <w:r>
+        <w:rPr>
+          <w:b/>
+          <w:bCs/>
+          <w:color w:val="000000" w:themeColor="text1"/>
+          <w:u w:val="single"/>
+        </w:rPr>
+        <w:t>(Classic) Distributed Architectures</w:t>
+      </w:r>
+      <w:r>
+        <w:rPr>
+          <w:b/>
+          <w:bCs/>
+          <w:color w:val="000000" w:themeColor="text1"/>
+          <w:u w:val="single"/>
+        </w:rPr>
+        <w:t xml:space="preserve"> with pros and cons for ADR</w:t>
+      </w:r>
+      <w:r>
+        <w:rPr>
+          <w:b/>
+          <w:bCs/>
+          <w:color w:val="000000" w:themeColor="text1"/>
+          <w:u w:val="single"/>
+        </w:rPr>
+        <w:t>:</w:t>
+      </w:r>
+    </w:p>
+    <w:p>
+      <w:pPr>
+        <w:rPr>
+          <w:color w:val="000000" w:themeColor="text1"/>
+        </w:rPr>
+      </w:pPr>
+      <w:r>
+        <w:rPr>
+          <w:b/>
+          <w:bCs/>
+          <w:color w:val="000000" w:themeColor="text1"/>
+        </w:rPr>
+        <w:t>Client-server architectures:</w:t>
+      </w:r>
+      <w:r>
+        <w:rPr>
+          <w:color w:val="000000" w:themeColor="text1"/>
+        </w:rPr>
+        <w:t xml:space="preserve"> Structuring of a system that partitions tasks or workloads between the providers of a resource or service, called servers, and service requesters, called clients</w:t>
+      </w:r>
+      <w:r>
+        <w:rPr>
+          <w:color w:val="000000" w:themeColor="text1"/>
+        </w:rPr>
+        <w:t xml:space="preserve">. </w:t>
+      </w:r>
+    </w:p>
+    <w:p>
+      <w:pPr>
+        <w:rPr>
+          <w:color w:val="000000" w:themeColor="text1"/>
+        </w:rPr>
+      </w:pPr>
+      <w:r>
+        <w:rPr>
+          <w:b/>
+          <w:bCs/>
+          <w:color w:val="000000" w:themeColor="text1"/>
+        </w:rPr>
+        <w:t>Peer-to-peer architectures:</w:t>
+      </w:r>
+      <w:r>
+        <w:rPr>
+          <w:color w:val="000000" w:themeColor="text1"/>
+        </w:rPr>
+        <w:t xml:space="preserve"> </w:t>
+      </w:r>
+      <w:r>
+        <w:rPr>
+          <w:color w:val="000000" w:themeColor="text1"/>
+        </w:rPr>
+        <w:t>System consists of interconnected peers of similar capabilities and responsibilities, where the peers can act as both servers and clients Designed to be self-organizing and to scale well with the number of participating peers</w:t>
+      </w:r>
+      <w:r>
+        <w:rPr>
+          <w:color w:val="000000" w:themeColor="text1"/>
+        </w:rPr>
+        <w:t>.</w:t>
+      </w:r>
+    </w:p>
+    <w:p>
+      <w:pPr>
+        <w:rPr>
+          <w:color w:val="000000" w:themeColor="text1"/>
+        </w:rPr>
+      </w:pPr>
+      <w:r>
+        <w:rPr>
+          <w:b/>
+          <w:bCs/>
+          <w:color w:val="000000" w:themeColor="text1"/>
+        </w:rPr>
+        <w:t>Multi-tier architectures:</w:t>
+      </w:r>
+      <w:r>
+        <w:rPr>
+          <w:color w:val="000000" w:themeColor="text1"/>
+        </w:rPr>
+        <w:t xml:space="preserve"> </w:t>
+      </w:r>
+      <w:r>
+        <w:rPr>
+          <w:color w:val="000000" w:themeColor="text1"/>
+        </w:rPr>
+        <w:t>Structuring of a system into tiers that implement distinct features such as the presentation logic or the application logic Clear separation of responsibilities between tiers (typically include client-server relationships)</w:t>
+      </w:r>
+    </w:p>
+    <w:p>
+      <w:pPr>
+        <w:rPr>
+          <w:color w:val="000000" w:themeColor="text1"/>
+        </w:rPr>
+      </w:pPr>
+      <w:r>
+        <w:rPr>
+          <w:b/>
+          <w:bCs/>
+          <w:color w:val="000000" w:themeColor="text1"/>
+        </w:rPr>
+        <w:t>Cons:</w:t>
+      </w:r>
+      <w:r>
+        <w:rPr>
+          <w:color w:val="000000" w:themeColor="text1"/>
+        </w:rPr>
+        <w:t xml:space="preserve"> </w:t>
+      </w:r>
+      <w:r>
+        <w:rPr>
+          <w:color w:val="000000" w:themeColor="text1"/>
+        </w:rPr>
+        <w:t>maintainability</w:t>
+      </w:r>
+      <w:r>
+        <w:rPr>
+          <w:color w:val="000000" w:themeColor="text1"/>
+        </w:rPr>
+        <w:t>, security, and performance efficiency based on our network</w:t>
+      </w:r>
+    </w:p>
+    <w:p>
+      <w:pPr>
+        <w:rPr>
+          <w:color w:val="000000" w:themeColor="text1"/>
+        </w:rPr>
+      </w:pPr>
+      <w:r>
+        <w:rPr>
+          <w:b/>
+          <w:bCs/>
+          <w:color w:val="000000" w:themeColor="text1"/>
+        </w:rPr>
+        <w:t>Pros:</w:t>
+      </w:r>
+      <w:r>
+        <w:rPr>
+          <w:color w:val="000000" w:themeColor="text1"/>
+        </w:rPr>
+        <w:t xml:space="preserve"> reliability, availability, resource sharing, scalability</w:t>
+      </w:r>
+    </w:p>
+    <w:p>
+      <w:pPr>
+        <w:rPr>
+          <w:color w:val="000000" w:themeColor="text1"/>
+        </w:rPr>
+      </w:pPr>
+    </w:p>
+    <w:p>
+      <w:pPr>
         <w:rPr>
           <w:b/>
           <w:bCs/>
@@ -2209,8 +2417,7 @@
           <w:szCs w:val="24"/>
           <w:u w:val="single"/>
         </w:rPr>
-        <w:t>Monolithic vs. Distributed Architectures</w:t>
-      </w:r>
+      </w:pPr>
       <w:r>
         <w:rPr>
           <w:b/>
@@ -2220,313 +2427,10 @@
           <w:szCs w:val="24"/>
           <w:u w:val="single"/>
         </w:rPr>
-        <w:t>:</w:t>
-      </w:r>
-    </w:p>
-    <w:p>
-      <w:pPr>
-        <w:rPr>
-          <w:color w:val="000000" w:themeColor="text1"/>
-        </w:rPr>
-      </w:pPr>
-      <w:r>
-        <w:rPr>
-          <w:b/>
-          <w:bCs/>
-          <w:color w:val="000000" w:themeColor="text1"/>
-        </w:rPr>
-        <w:t xml:space="preserve">Monolithic architecture: </w:t>
-      </w:r>
-      <w:r>
-        <w:rPr>
-          <w:color w:val="000000" w:themeColor="text1"/>
-        </w:rPr>
-        <w:t xml:space="preserve">the entire system is bundled as one deployable unit, better for security and </w:t>
-      </w:r>
-      <w:proofErr w:type="spellStart"/>
-      <w:r>
-        <w:rPr>
-          <w:color w:val="000000" w:themeColor="text1"/>
-        </w:rPr>
-        <w:t>maintaibility</w:t>
-      </w:r>
-      <w:proofErr w:type="spellEnd"/>
-      <w:r>
-        <w:rPr>
-          <w:color w:val="000000" w:themeColor="text1"/>
-        </w:rPr>
-        <w:t xml:space="preserve">, and performance. Cons </w:t>
+        <w:t xml:space="preserve">Regarding Conway’s law: How might a distributed architecture influence people and </w:t>
       </w:r>
       <w:proofErr w:type="gramStart"/>
       <w:r>
-        <w:rPr>
-          <w:color w:val="000000" w:themeColor="text1"/>
-        </w:rPr>
-        <w:t>is</w:t>
-      </w:r>
-      <w:proofErr w:type="gramEnd"/>
-      <w:r>
-        <w:rPr>
-          <w:color w:val="000000" w:themeColor="text1"/>
-        </w:rPr>
-        <w:t xml:space="preserve"> that it has a single point of failure and not scalable.</w:t>
-      </w:r>
-    </w:p>
-    <w:p>
-      <w:pPr>
-        <w:rPr>
-          <w:color w:val="000000" w:themeColor="text1"/>
-        </w:rPr>
-      </w:pPr>
-      <w:r>
-        <w:rPr>
-          <w:b/>
-          <w:bCs/>
-          <w:color w:val="000000" w:themeColor="text1"/>
-        </w:rPr>
-        <w:t xml:space="preserve">Distributed: </w:t>
-      </w:r>
-      <w:r>
-        <w:rPr>
-          <w:color w:val="000000" w:themeColor="text1"/>
-        </w:rPr>
-        <w:t xml:space="preserve">the system is deployed as separate services and packages that communicate with each other through the network. Pros is scalability, and availability. Cons are </w:t>
-      </w:r>
-      <w:proofErr w:type="gramStart"/>
-      <w:r>
-        <w:rPr>
-          <w:color w:val="000000" w:themeColor="text1"/>
-        </w:rPr>
-        <w:t>its</w:t>
-      </w:r>
-      <w:proofErr w:type="gramEnd"/>
-      <w:r>
-        <w:rPr>
-          <w:color w:val="000000" w:themeColor="text1"/>
-        </w:rPr>
-        <w:t xml:space="preserve"> more complex harder to maintain, depends heavily on the latency of the network and harder to secure.</w:t>
-      </w:r>
-    </w:p>
-    <w:p>
-      <w:pPr>
-        <w:rPr>
-          <w:color w:val="000000" w:themeColor="text1"/>
-        </w:rPr>
-      </w:pPr>
-    </w:p>
-    <w:p>
-      <w:pPr>
-        <w:rPr>
-          <w:b/>
-          <w:bCs/>
-          <w:color w:val="000000" w:themeColor="text1"/>
-          <w:u w:val="single"/>
-        </w:rPr>
-      </w:pPr>
-      <w:r>
-        <w:rPr>
-          <w:b/>
-          <w:bCs/>
-          <w:color w:val="000000" w:themeColor="text1"/>
-          <w:u w:val="single"/>
-        </w:rPr>
-        <w:t>(Classic) Distributed Architectures</w:t>
-      </w:r>
-      <w:r>
-        <w:rPr>
-          <w:b/>
-          <w:bCs/>
-          <w:color w:val="000000" w:themeColor="text1"/>
-          <w:u w:val="single"/>
-        </w:rPr>
-        <w:t xml:space="preserve"> with pros and cons for ADR</w:t>
-      </w:r>
-      <w:r>
-        <w:rPr>
-          <w:b/>
-          <w:bCs/>
-          <w:color w:val="000000" w:themeColor="text1"/>
-          <w:u w:val="single"/>
-        </w:rPr>
-        <w:t>:</w:t>
-      </w:r>
-    </w:p>
-    <w:p>
-      <w:pPr>
-        <w:rPr>
-          <w:color w:val="000000" w:themeColor="text1"/>
-        </w:rPr>
-      </w:pPr>
-      <w:r>
-        <w:rPr>
-          <w:b/>
-          <w:bCs/>
-          <w:color w:val="000000" w:themeColor="text1"/>
-        </w:rPr>
-        <w:t>Client-server architectures</w:t>
-      </w:r>
-      <w:r>
-        <w:rPr>
-          <w:b/>
-          <w:bCs/>
-          <w:color w:val="000000" w:themeColor="text1"/>
-        </w:rPr>
-        <w:t>:</w:t>
-      </w:r>
-      <w:r>
-        <w:rPr>
-          <w:color w:val="000000" w:themeColor="text1"/>
-        </w:rPr>
-        <w:t xml:space="preserve"> Structuring of a system that partitions tasks or workloads between the providers of a resource or service, called servers, and service requesters, called clients</w:t>
-      </w:r>
-      <w:r>
-        <w:rPr>
-          <w:color w:val="000000" w:themeColor="text1"/>
-        </w:rPr>
-        <w:t xml:space="preserve">. Pros: Cons: </w:t>
-      </w:r>
-    </w:p>
-    <w:p>
-      <w:pPr>
-        <w:rPr>
-          <w:color w:val="000000" w:themeColor="text1"/>
-        </w:rPr>
-      </w:pPr>
-      <w:r>
-        <w:rPr>
-          <w:b/>
-          <w:bCs/>
-          <w:color w:val="000000" w:themeColor="text1"/>
-        </w:rPr>
-        <w:t>Peer-to-peer architectures</w:t>
-      </w:r>
-      <w:r>
-        <w:rPr>
-          <w:b/>
-          <w:bCs/>
-          <w:color w:val="000000" w:themeColor="text1"/>
-        </w:rPr>
-        <w:t>:</w:t>
-      </w:r>
-      <w:r>
-        <w:rPr>
-          <w:color w:val="000000" w:themeColor="text1"/>
-        </w:rPr>
-        <w:t xml:space="preserve"> </w:t>
-      </w:r>
-      <w:r>
-        <w:rPr>
-          <w:color w:val="000000" w:themeColor="text1"/>
-        </w:rPr>
-        <w:t>System consists of interconnected peers of similar capabilities and responsibilities, where the peers can act as both servers and clients Designed to be self-organizing and to scale well with the number of participating peers</w:t>
-      </w:r>
-      <w:r>
-        <w:rPr>
-          <w:color w:val="000000" w:themeColor="text1"/>
-        </w:rPr>
-        <w:t>.</w:t>
-      </w:r>
-    </w:p>
-    <w:p>
-      <w:pPr>
-        <w:rPr>
-          <w:color w:val="000000" w:themeColor="text1"/>
-        </w:rPr>
-      </w:pPr>
-      <w:r>
-        <w:rPr>
-          <w:b/>
-          <w:bCs/>
-          <w:color w:val="000000" w:themeColor="text1"/>
-        </w:rPr>
-        <w:t>Multi-tier architectures</w:t>
-      </w:r>
-      <w:r>
-        <w:rPr>
-          <w:b/>
-          <w:bCs/>
-          <w:color w:val="000000" w:themeColor="text1"/>
-        </w:rPr>
-        <w:t>:</w:t>
-      </w:r>
-      <w:r>
-        <w:rPr>
-          <w:color w:val="000000" w:themeColor="text1"/>
-        </w:rPr>
-        <w:t xml:space="preserve"> </w:t>
-      </w:r>
-      <w:r>
-        <w:rPr>
-          <w:color w:val="000000" w:themeColor="text1"/>
-        </w:rPr>
-        <w:t>Structuring of a system into tiers that implement distinct features such as the presentation logic or the application logic Clear separation of responsibilities between tiers (typically include client-server relationships)</w:t>
-      </w:r>
-    </w:p>
-    <w:p>
-      <w:pPr>
-        <w:rPr>
-          <w:color w:val="000000" w:themeColor="text1"/>
-        </w:rPr>
-      </w:pPr>
-      <w:r>
-        <w:rPr>
-          <w:b/>
-          <w:bCs/>
-          <w:color w:val="000000" w:themeColor="text1"/>
-        </w:rPr>
-        <w:t>Cons:</w:t>
-      </w:r>
-      <w:r>
-        <w:rPr>
-          <w:color w:val="000000" w:themeColor="text1"/>
-        </w:rPr>
-        <w:t xml:space="preserve"> </w:t>
-      </w:r>
-      <w:proofErr w:type="spellStart"/>
-      <w:r>
-        <w:rPr>
-          <w:color w:val="000000" w:themeColor="text1"/>
-        </w:rPr>
-        <w:t>maintainbilty</w:t>
-      </w:r>
-      <w:proofErr w:type="spellEnd"/>
-      <w:r>
-        <w:rPr>
-          <w:color w:val="000000" w:themeColor="text1"/>
-        </w:rPr>
-        <w:t>, security, and performance efficiency based on our network</w:t>
-      </w:r>
-    </w:p>
-    <w:p>
-      <w:pPr>
-        <w:rPr>
-          <w:color w:val="000000" w:themeColor="text1"/>
-        </w:rPr>
-      </w:pPr>
-      <w:r>
-        <w:rPr>
-          <w:b/>
-          <w:bCs/>
-          <w:color w:val="000000" w:themeColor="text1"/>
-        </w:rPr>
-        <w:t>Pros:</w:t>
-      </w:r>
-      <w:r>
-        <w:rPr>
-          <w:color w:val="000000" w:themeColor="text1"/>
-        </w:rPr>
-        <w:t xml:space="preserve"> reliability, availability, resource sharing, openness, scalability</w:t>
-      </w:r>
-    </w:p>
-    <w:p>
-      <w:pPr>
-        <w:rPr>
-          <w:color w:val="000000" w:themeColor="text1"/>
-        </w:rPr>
-      </w:pPr>
-    </w:p>
-    <w:p>
-      <w:pPr>
         <w:rPr>
           <w:b/>
           <w:bCs/>
@@ -2535,8 +2439,32 @@
           <w:szCs w:val="24"/>
           <w:u w:val="single"/>
         </w:rPr>
-      </w:pPr>
-      <w:r>
+        <w:t>organizations?:</w:t>
+      </w:r>
+      <w:proofErr w:type="gramEnd"/>
+    </w:p>
+    <w:p>
+      <w:pPr>
+        <w:rPr>
+          <w:color w:val="000000" w:themeColor="text1"/>
+        </w:rPr>
+      </w:pPr>
+      <w:r>
+        <w:rPr>
+          <w:color w:val="000000" w:themeColor="text1"/>
+        </w:rPr>
+        <w:t>A distributed architecture influences organizations by encouraging service-based team structures, where each team owns a specific service. Communication becomes API-driven rather than direct, increasing team autonomy but also requiring stronger coordination, DevOps practices, and integration management.</w:t>
+      </w:r>
+    </w:p>
+    <w:p>
+      <w:pPr>
+        <w:rPr>
+          <w:color w:val="000000" w:themeColor="text1"/>
+        </w:rPr>
+      </w:pPr>
+    </w:p>
+    <w:p>
+      <w:pPr>
         <w:rPr>
           <w:b/>
           <w:bCs/>
@@ -2545,9 +2473,7 @@
           <w:szCs w:val="24"/>
           <w:u w:val="single"/>
         </w:rPr>
-        <w:t xml:space="preserve">Regarding Conway’s law: How might a distributed architecture influence people and </w:t>
-      </w:r>
-      <w:proofErr w:type="gramStart"/>
+      </w:pPr>
       <w:r>
         <w:rPr>
           <w:b/>
@@ -2557,9 +2483,46 @@
           <w:szCs w:val="24"/>
           <w:u w:val="single"/>
         </w:rPr>
-        <w:t>organizations?</w:t>
-      </w:r>
-      <w:r>
+        <w:lastRenderedPageBreak/>
+        <w:t>Reference Architectures:</w:t>
+      </w:r>
+    </w:p>
+    <w:p>
+      <w:pPr>
+        <w:rPr>
+          <w:color w:val="000000" w:themeColor="text1"/>
+        </w:rPr>
+      </w:pPr>
+      <w:r>
+        <w:rPr>
+          <w:color w:val="000000" w:themeColor="text1"/>
+        </w:rPr>
+        <w:t xml:space="preserve">Reference architecture can be seen as a </w:t>
+      </w:r>
+      <w:proofErr w:type="gramStart"/>
+      <w:r>
+        <w:rPr>
+          <w:color w:val="000000" w:themeColor="text1"/>
+        </w:rPr>
+        <w:t>template,</w:t>
+      </w:r>
+      <w:proofErr w:type="gramEnd"/>
+      <w:r>
+        <w:rPr>
+          <w:color w:val="000000" w:themeColor="text1"/>
+        </w:rPr>
+        <w:t xml:space="preserve"> they are more concrete and can be seen as an instantiation in certain contexts.</w:t>
+      </w:r>
+    </w:p>
+    <w:p>
+      <w:pPr>
+        <w:rPr>
+          <w:color w:val="000000" w:themeColor="text1"/>
+        </w:rPr>
+      </w:pPr>
+    </w:p>
+    <w:p>
+      <w:pPr>
         <w:rPr>
           <w:b/>
           <w:bCs/>
@@ -2568,32 +2531,8 @@
           <w:szCs w:val="24"/>
           <w:u w:val="single"/>
         </w:rPr>
-        <w:t>:</w:t>
-      </w:r>
-      <w:proofErr w:type="gramEnd"/>
-    </w:p>
-    <w:p>
-      <w:pPr>
-        <w:rPr>
-          <w:color w:val="000000" w:themeColor="text1"/>
-        </w:rPr>
-      </w:pPr>
-      <w:r>
-        <w:rPr>
-          <w:color w:val="000000" w:themeColor="text1"/>
-        </w:rPr>
-        <w:t>A distributed architecture influences organizations by encouraging service-based team structures, where each team owns a specific service. Communication becomes API-driven rather than direct, increasing team autonomy but also requiring stronger coordination, DevOps practices, and integration management.</w:t>
-      </w:r>
-    </w:p>
-    <w:p>
-      <w:pPr>
-        <w:rPr>
-          <w:color w:val="000000" w:themeColor="text1"/>
-        </w:rPr>
-      </w:pPr>
-    </w:p>
-    <w:p>
-      <w:pPr>
+      </w:pPr>
+      <w:r>
         <w:rPr>
           <w:b/>
           <w:bCs/>
@@ -2602,8 +2541,231 @@
           <w:szCs w:val="24"/>
           <w:u w:val="single"/>
         </w:rPr>
-      </w:pPr>
-      <w:r>
+        <w:t>Architectural Patterns:</w:t>
+      </w:r>
+    </w:p>
+    <w:p>
+      <w:pPr>
+        <w:rPr>
+          <w:color w:val="000000" w:themeColor="text1"/>
+        </w:rPr>
+      </w:pPr>
+      <w:r>
+        <w:rPr>
+          <w:color w:val="000000" w:themeColor="text1"/>
+        </w:rPr>
+        <w:t xml:space="preserve">Many common architecture ideas have been turned into </w:t>
+      </w:r>
+      <w:r>
+        <w:rPr>
+          <w:b/>
+          <w:bCs/>
+          <w:color w:val="000000" w:themeColor="text1"/>
+        </w:rPr>
+        <w:t>named “standard solutions” (patterns)</w:t>
+      </w:r>
+      <w:r>
+        <w:rPr>
+          <w:color w:val="000000" w:themeColor="text1"/>
+        </w:rPr>
+        <w:t>.</w:t>
+      </w:r>
+      <w:r>
+        <w:rPr>
+          <w:color w:val="000000" w:themeColor="text1"/>
+        </w:rPr>
+        <w:t xml:space="preserve"> For example, layered pattern, microservices, multi-tier, client server, p2p</w:t>
+      </w:r>
+    </w:p>
+    <w:p>
+      <w:pPr>
+        <w:rPr>
+          <w:color w:val="000000" w:themeColor="text1"/>
+        </w:rPr>
+      </w:pPr>
+      <w:r>
+        <w:rPr>
+          <w:color w:val="000000" w:themeColor="text1"/>
+        </w:rPr>
+        <w:t xml:space="preserve">Many patterns can be used on the code level or the architecture level and many times </w:t>
+      </w:r>
+      <w:proofErr w:type="spellStart"/>
+      <w:proofErr w:type="gramStart"/>
+      <w:r>
+        <w:rPr>
+          <w:color w:val="000000" w:themeColor="text1"/>
+        </w:rPr>
+        <w:t>its</w:t>
+      </w:r>
+      <w:proofErr w:type="spellEnd"/>
+      <w:proofErr w:type="gramEnd"/>
+      <w:r>
+        <w:rPr>
+          <w:color w:val="000000" w:themeColor="text1"/>
+        </w:rPr>
+        <w:t xml:space="preserve"> hard to say which is which, but “</w:t>
+      </w:r>
+      <w:r>
+        <w:rPr>
+          <w:color w:val="000000" w:themeColor="text1"/>
+        </w:rPr>
+        <w:t xml:space="preserve">If a pattern affects </w:t>
+      </w:r>
+      <w:r>
+        <w:rPr>
+          <w:b/>
+          <w:bCs/>
+          <w:color w:val="000000" w:themeColor="text1"/>
+        </w:rPr>
+        <w:t>multiple system components or layers</w:t>
+      </w:r>
+      <w:r>
+        <w:rPr>
+          <w:color w:val="000000" w:themeColor="text1"/>
+        </w:rPr>
+        <w:t>, it becomes an architectural pattern.</w:t>
+      </w:r>
+      <w:r>
+        <w:rPr>
+          <w:color w:val="000000" w:themeColor="text1"/>
+        </w:rPr>
+        <w:t>”</w:t>
+      </w:r>
+    </w:p>
+    <w:p>
+      <w:pPr>
+        <w:rPr>
+          <w:color w:val="000000" w:themeColor="text1"/>
+        </w:rPr>
+      </w:pPr>
+      <w:r>
+        <w:rPr>
+          <w:color w:val="000000" w:themeColor="text1"/>
+        </w:rPr>
+        <w:t>Architectural patterns can be grouped by concern, including business logic, data access, user interface, distribution/concurrency, and general technical infrastructure.</w:t>
+      </w:r>
+    </w:p>
+    <w:p>
+      <w:pPr>
+        <w:rPr>
+          <w:color w:val="000000" w:themeColor="text1"/>
+        </w:rPr>
+      </w:pPr>
+    </w:p>
+    <w:p>
+      <w:pPr>
+        <w:rPr>
+          <w:color w:val="000000" w:themeColor="text1"/>
+        </w:rPr>
+      </w:pPr>
+      <w:r>
+        <w:rPr>
+          <w:color w:val="000000" w:themeColor="text1"/>
+        </w:rPr>
+        <w:t xml:space="preserve">1) Solution to recurring problem where several forces </w:t>
+      </w:r>
+      <w:proofErr w:type="gramStart"/>
+      <w:r>
+        <w:rPr>
+          <w:color w:val="000000" w:themeColor="text1"/>
+        </w:rPr>
+        <w:t>have to</w:t>
+      </w:r>
+      <w:proofErr w:type="gramEnd"/>
+      <w:r>
+        <w:rPr>
+          <w:color w:val="000000" w:themeColor="text1"/>
+        </w:rPr>
+        <w:t xml:space="preserve"> be balanced </w:t>
+      </w:r>
+      <w:r>
+        <w:rPr>
+          <w:color w:val="000000" w:themeColor="text1"/>
+        </w:rPr>
+        <w:t>(pattern)</w:t>
+      </w:r>
+    </w:p>
+    <w:p>
+      <w:pPr>
+        <w:rPr>
+          <w:color w:val="000000" w:themeColor="text1"/>
+        </w:rPr>
+      </w:pPr>
+      <w:r>
+        <w:rPr>
+          <w:color w:val="000000" w:themeColor="text1"/>
+        </w:rPr>
+        <w:t xml:space="preserve">2) Cross-cutting principles (e.g., object-oriented, modular), independent of application </w:t>
+      </w:r>
+      <w:r>
+        <w:rPr>
+          <w:color w:val="000000" w:themeColor="text1"/>
+        </w:rPr>
+        <w:t>(style)</w:t>
+      </w:r>
+    </w:p>
+    <w:p>
+      <w:pPr>
+        <w:rPr>
+          <w:color w:val="000000" w:themeColor="text1"/>
+        </w:rPr>
+      </w:pPr>
+      <w:r>
+        <w:rPr>
+          <w:color w:val="000000" w:themeColor="text1"/>
+        </w:rPr>
+        <w:t xml:space="preserve">3) Defines domain concepts, components, and subsystems that can be used as a template for applications </w:t>
+      </w:r>
+      <w:proofErr w:type="gramStart"/>
+      <w:r>
+        <w:rPr>
+          <w:color w:val="000000" w:themeColor="text1"/>
+        </w:rPr>
+        <w:t>in a given</w:t>
+      </w:r>
+      <w:proofErr w:type="gramEnd"/>
+      <w:r>
+        <w:rPr>
+          <w:color w:val="000000" w:themeColor="text1"/>
+        </w:rPr>
+        <w:t xml:space="preserve"> </w:t>
+      </w:r>
+      <w:proofErr w:type="gramStart"/>
+      <w:r>
+        <w:rPr>
+          <w:color w:val="000000" w:themeColor="text1"/>
+        </w:rPr>
+        <w:t>domain</w:t>
+      </w:r>
+      <w:r>
+        <w:rPr>
+          <w:color w:val="000000" w:themeColor="text1"/>
+        </w:rPr>
+        <w:t xml:space="preserve"> </w:t>
+      </w:r>
+      <w:r>
+        <w:rPr>
+          <w:color w:val="000000" w:themeColor="text1"/>
+        </w:rPr>
+        <w:t xml:space="preserve"> (</w:t>
+      </w:r>
+      <w:proofErr w:type="gramEnd"/>
+      <w:r>
+        <w:rPr>
+          <w:color w:val="000000" w:themeColor="text1"/>
+        </w:rPr>
+        <w:t>ref arc)</w:t>
+      </w:r>
+    </w:p>
+    <w:p>
+      <w:pPr>
+        <w:rPr>
+          <w:color w:val="000000" w:themeColor="text1"/>
+        </w:rPr>
+      </w:pPr>
+    </w:p>
+    <w:p>
+      <w:pPr>
         <w:rPr>
           <w:b/>
           <w:bCs/>
@@ -2612,9 +2774,7 @@
           <w:szCs w:val="24"/>
           <w:u w:val="single"/>
         </w:rPr>
-        <w:lastRenderedPageBreak/>
-        <w:t>Reference Architectures</w:t>
-      </w:r>
+      </w:pPr>
       <w:r>
         <w:rPr>
           <w:b/>
@@ -2624,34 +2784,46 @@
           <w:szCs w:val="24"/>
           <w:u w:val="single"/>
         </w:rPr>
-        <w:t>:</w:t>
-      </w:r>
-    </w:p>
-    <w:p>
-      <w:pPr>
-        <w:rPr>
-          <w:color w:val="000000" w:themeColor="text1"/>
-        </w:rPr>
-      </w:pPr>
-      <w:r>
-        <w:rPr>
-          <w:color w:val="000000" w:themeColor="text1"/>
-        </w:rPr>
-        <w:t xml:space="preserve">Reference architecture can be seen as a </w:t>
-      </w:r>
-      <w:proofErr w:type="gramStart"/>
-      <w:r>
-        <w:rPr>
-          <w:color w:val="000000" w:themeColor="text1"/>
-        </w:rPr>
-        <w:t>template,</w:t>
-      </w:r>
-      <w:proofErr w:type="gramEnd"/>
-      <w:r>
-        <w:rPr>
-          <w:color w:val="000000" w:themeColor="text1"/>
-        </w:rPr>
-        <w:t xml:space="preserve"> they are more concrete and can be seen as an instantiation in certain contexts.</w:t>
+        <w:t>Facades:</w:t>
+      </w:r>
+    </w:p>
+    <w:p>
+      <w:pPr>
+        <w:rPr>
+          <w:color w:val="000000" w:themeColor="text1"/>
+        </w:rPr>
+      </w:pPr>
+      <w:r>
+        <w:rPr>
+          <w:color w:val="000000" w:themeColor="text1"/>
+        </w:rPr>
+        <w:t>A façade is a simple entry point that hides the complexity of a larger subsystem. It provides a unified interface to multiple internal components without exposing their details. For example, a banking façade might expose a single “transfer money” operation while internally coordinating account, transaction, and notification services.</w:t>
+      </w:r>
+    </w:p>
+    <w:p>
+      <w:pPr>
+        <w:rPr>
+          <w:color w:val="000000" w:themeColor="text1"/>
+        </w:rPr>
+      </w:pPr>
+      <w:r>
+        <w:rPr>
+          <w:color w:val="000000" w:themeColor="text1"/>
+        </w:rPr>
+        <w:t>It’s a concept that can be between layers, components or services to hide the complexity and create low coupling between objects.</w:t>
+      </w:r>
+    </w:p>
+    <w:p>
+      <w:pPr>
+        <w:rPr>
+          <w:color w:val="000000" w:themeColor="text1"/>
+        </w:rPr>
+      </w:pPr>
+      <w:r>
+        <w:rPr>
+          <w:color w:val="000000" w:themeColor="text1"/>
+        </w:rPr>
+        <w:t>DTOs data transfer objects are java records, or classes with only setters and getters to transfer data between different layers, used for data safety and variation of data input and representation.</w:t>
       </w:r>
     </w:p>
     <w:p>
@@ -2681,9 +2853,212 @@
           <w:szCs w:val="24"/>
           <w:u w:val="single"/>
         </w:rPr>
-        <w:t>Architectural Patterns</w:t>
-      </w:r>
-      <w:r>
+        <w:t>Model-View Separation Principle:</w:t>
+      </w:r>
+    </w:p>
+    <w:p>
+      <w:pPr>
+        <w:rPr>
+          <w:color w:val="000000" w:themeColor="text1"/>
+        </w:rPr>
+      </w:pPr>
+      <w:r>
+        <w:rPr>
+          <w:color w:val="000000" w:themeColor="text1"/>
+        </w:rPr>
+        <w:t xml:space="preserve">Main idea is to </w:t>
+      </w:r>
+      <w:r>
+        <w:rPr>
+          <w:color w:val="000000" w:themeColor="text1"/>
+        </w:rPr>
+        <w:t xml:space="preserve">Keep UI code (View) </w:t>
+      </w:r>
+      <w:proofErr w:type="gramStart"/>
+      <w:r>
+        <w:rPr>
+          <w:color w:val="000000" w:themeColor="text1"/>
+        </w:rPr>
+        <w:t>separate</w:t>
+      </w:r>
+      <w:proofErr w:type="gramEnd"/>
+      <w:r>
+        <w:rPr>
+          <w:color w:val="000000" w:themeColor="text1"/>
+        </w:rPr>
+        <w:t xml:space="preserve"> from business logic (Model).</w:t>
+      </w:r>
+    </w:p>
+    <w:p>
+      <w:pPr>
+        <w:rPr>
+          <w:color w:val="000000" w:themeColor="text1"/>
+        </w:rPr>
+      </w:pPr>
+      <w:r>
+        <w:rPr>
+          <w:color w:val="000000" w:themeColor="text1"/>
+        </w:rPr>
+        <w:t xml:space="preserve">Since they deal with different concerns, they use different technology libraries and other skills, separation the controller and handling requests into a controller is also recommended, </w:t>
+      </w:r>
+      <w:proofErr w:type="spellStart"/>
+      <w:r>
+        <w:rPr>
+          <w:color w:val="000000" w:themeColor="text1"/>
+        </w:rPr>
+        <w:t>mvc</w:t>
+      </w:r>
+      <w:proofErr w:type="spellEnd"/>
+    </w:p>
+    <w:p>
+      <w:pPr>
+        <w:rPr>
+          <w:color w:val="000000" w:themeColor="text1"/>
+        </w:rPr>
+      </w:pPr>
+      <w:r>
+        <w:rPr>
+          <w:color w:val="000000" w:themeColor="text1"/>
+        </w:rPr>
+        <w:t>Allows different UI views for an application</w:t>
+      </w:r>
+      <w:r>
+        <w:rPr>
+          <w:color w:val="000000" w:themeColor="text1"/>
+        </w:rPr>
+        <w:t>: CLI, mobile and web</w:t>
+      </w:r>
+    </w:p>
+    <w:p>
+      <w:pPr>
+        <w:rPr>
+          <w:color w:val="000000" w:themeColor="text1"/>
+        </w:rPr>
+      </w:pPr>
+      <w:r>
+        <w:rPr>
+          <w:color w:val="000000" w:themeColor="text1"/>
+        </w:rPr>
+        <w:t xml:space="preserve">If there is logic inside the UI it becomes even harder to test and </w:t>
+      </w:r>
+      <w:proofErr w:type="gramStart"/>
+      <w:r>
+        <w:rPr>
+          <w:color w:val="000000" w:themeColor="text1"/>
+        </w:rPr>
+        <w:t>its</w:t>
+      </w:r>
+      <w:proofErr w:type="gramEnd"/>
+      <w:r>
+        <w:rPr>
+          <w:color w:val="000000" w:themeColor="text1"/>
+        </w:rPr>
+        <w:t xml:space="preserve"> already hard to test.</w:t>
+      </w:r>
+      <w:r>
+        <w:t xml:space="preserve"> </w:t>
+      </w:r>
+      <w:r>
+        <w:rPr>
+          <w:color w:val="000000" w:themeColor="text1"/>
+        </w:rPr>
+        <w:t>Bad design = putting logic inside UI.</w:t>
+      </w:r>
+    </w:p>
+    <w:p>
+      <w:pPr>
+        <w:rPr>
+          <w:color w:val="000000" w:themeColor="text1"/>
+        </w:rPr>
+      </w:pPr>
+      <w:r>
+        <w:rPr>
+          <w:color w:val="000000" w:themeColor="text1"/>
+        </w:rPr>
+        <w:lastRenderedPageBreak/>
+        <w:t>Mode</w:t>
+      </w:r>
+      <w:r>
+        <w:rPr>
+          <w:color w:val="000000" w:themeColor="text1"/>
+        </w:rPr>
+        <w:t>l</w:t>
+      </w:r>
+      <w:r>
+        <w:rPr>
+          <w:color w:val="000000" w:themeColor="text1"/>
+        </w:rPr>
+        <w:sym w:font="Wingdings" w:char="F0E0"/>
+      </w:r>
+      <w:r>
+        <w:rPr>
+          <w:color w:val="000000" w:themeColor="text1"/>
+        </w:rPr>
+        <w:t xml:space="preserve"> Domain layer objects </w:t>
+      </w:r>
+    </w:p>
+    <w:p>
+      <w:pPr>
+        <w:rPr>
+          <w:color w:val="000000" w:themeColor="text1"/>
+        </w:rPr>
+      </w:pPr>
+      <w:r>
+        <w:rPr>
+          <w:color w:val="000000" w:themeColor="text1"/>
+        </w:rPr>
+        <w:t>View → UI objects, such as windows, Web pages</w:t>
+      </w:r>
+    </w:p>
+    <w:p>
+      <w:pPr>
+        <w:rPr>
+          <w:color w:val="000000" w:themeColor="text1"/>
+        </w:rPr>
+      </w:pPr>
+      <w:r>
+        <w:rPr>
+          <w:color w:val="000000" w:themeColor="text1"/>
+        </w:rPr>
+        <w:t>Don’t put the domain application logic directly into the UI call</w:t>
+      </w:r>
+    </w:p>
+    <w:p>
+      <w:pPr>
+        <w:rPr>
+          <w:color w:val="000000" w:themeColor="text1"/>
+        </w:rPr>
+      </w:pPr>
+      <w:r>
+        <w:rPr>
+          <w:color w:val="000000" w:themeColor="text1"/>
+        </w:rPr>
+        <w:t xml:space="preserve">Don’t </w:t>
+      </w:r>
+      <w:proofErr w:type="gramStart"/>
+      <w:r>
+        <w:rPr>
+          <w:color w:val="000000" w:themeColor="text1"/>
+        </w:rPr>
+        <w:t>lets</w:t>
+      </w:r>
+      <w:proofErr w:type="gramEnd"/>
+      <w:r>
+        <w:rPr>
+          <w:color w:val="000000" w:themeColor="text1"/>
+        </w:rPr>
+        <w:t xml:space="preserve"> the domain classes or component reference the UI directly</w:t>
+      </w:r>
+    </w:p>
+    <w:p>
+      <w:pPr>
+        <w:rPr>
+          <w:color w:val="000000" w:themeColor="text1"/>
+        </w:rPr>
+      </w:pPr>
+    </w:p>
+    <w:p>
+      <w:pPr>
         <w:rPr>
           <w:b/>
           <w:bCs/>
@@ -2692,249 +3067,8 @@
           <w:szCs w:val="24"/>
           <w:u w:val="single"/>
         </w:rPr>
-        <w:t>:</w:t>
-      </w:r>
-    </w:p>
-    <w:p>
-      <w:pPr>
-        <w:rPr>
-          <w:color w:val="000000" w:themeColor="text1"/>
-        </w:rPr>
-      </w:pPr>
-      <w:r>
-        <w:rPr>
-          <w:color w:val="000000" w:themeColor="text1"/>
-        </w:rPr>
-        <w:t xml:space="preserve">Many common architecture ideas have been turned into </w:t>
-      </w:r>
-      <w:r>
-        <w:rPr>
-          <w:b/>
-          <w:bCs/>
-          <w:color w:val="000000" w:themeColor="text1"/>
-        </w:rPr>
-        <w:t>named “standard solutions” (patterns)</w:t>
-      </w:r>
-      <w:r>
-        <w:rPr>
-          <w:color w:val="000000" w:themeColor="text1"/>
-        </w:rPr>
-        <w:t>.</w:t>
-      </w:r>
-      <w:r>
-        <w:rPr>
-          <w:color w:val="000000" w:themeColor="text1"/>
-        </w:rPr>
-        <w:t xml:space="preserve"> For example, layered pattern, microservices, multi-tier, client server, p2p</w:t>
-      </w:r>
-    </w:p>
-    <w:p>
-      <w:pPr>
-        <w:rPr>
-          <w:color w:val="000000" w:themeColor="text1"/>
-        </w:rPr>
-      </w:pPr>
-      <w:r>
-        <w:rPr>
-          <w:color w:val="000000" w:themeColor="text1"/>
-        </w:rPr>
-        <w:t xml:space="preserve">Many patterns can be used on the code level or the architecture level and many times </w:t>
-      </w:r>
-      <w:proofErr w:type="spellStart"/>
-      <w:proofErr w:type="gramStart"/>
-      <w:r>
-        <w:rPr>
-          <w:color w:val="000000" w:themeColor="text1"/>
-        </w:rPr>
-        <w:t>its</w:t>
-      </w:r>
-      <w:proofErr w:type="spellEnd"/>
-      <w:proofErr w:type="gramEnd"/>
-      <w:r>
-        <w:rPr>
-          <w:color w:val="000000" w:themeColor="text1"/>
-        </w:rPr>
-        <w:t xml:space="preserve"> hard to say which is which, but “</w:t>
-      </w:r>
-      <w:r>
-        <w:rPr>
-          <w:color w:val="000000" w:themeColor="text1"/>
-        </w:rPr>
-        <w:t xml:space="preserve">If a pattern affects </w:t>
-      </w:r>
-      <w:r>
-        <w:rPr>
-          <w:b/>
-          <w:bCs/>
-          <w:color w:val="000000" w:themeColor="text1"/>
-        </w:rPr>
-        <w:t>multiple system components or layers</w:t>
-      </w:r>
-      <w:r>
-        <w:rPr>
-          <w:color w:val="000000" w:themeColor="text1"/>
-        </w:rPr>
-        <w:t>, it becomes an architectural pattern.</w:t>
-      </w:r>
-      <w:r>
-        <w:rPr>
-          <w:color w:val="000000" w:themeColor="text1"/>
-        </w:rPr>
-        <w:t>”</w:t>
-      </w:r>
-    </w:p>
-    <w:p>
-      <w:pPr>
-        <w:rPr>
-          <w:color w:val="000000" w:themeColor="text1"/>
-        </w:rPr>
-      </w:pPr>
-      <w:r>
-        <w:rPr>
-          <w:color w:val="000000" w:themeColor="text1"/>
-        </w:rPr>
-        <w:t>Architectural patterns can be grouped by concern, including business logic, data access, user interface, distribution/concurrency, and general technical infrastructure.</w:t>
-      </w:r>
-    </w:p>
-    <w:p>
-      <w:pPr>
-        <w:rPr>
-          <w:color w:val="000000" w:themeColor="text1"/>
-        </w:rPr>
-      </w:pPr>
-    </w:p>
-    <w:p>
-      <w:pPr>
-        <w:rPr>
-          <w:color w:val="000000" w:themeColor="text1"/>
-        </w:rPr>
-      </w:pPr>
-      <w:r>
-        <w:rPr>
-          <w:color w:val="000000" w:themeColor="text1"/>
-        </w:rPr>
-        <w:t xml:space="preserve">1) Solution to recurring problem where several forces </w:t>
-      </w:r>
-      <w:proofErr w:type="gramStart"/>
-      <w:r>
-        <w:rPr>
-          <w:color w:val="000000" w:themeColor="text1"/>
-        </w:rPr>
-        <w:t>have to</w:t>
-      </w:r>
-      <w:proofErr w:type="gramEnd"/>
-      <w:r>
-        <w:rPr>
-          <w:color w:val="000000" w:themeColor="text1"/>
-        </w:rPr>
-        <w:t xml:space="preserve"> be balanced </w:t>
-      </w:r>
-      <w:r>
-        <w:rPr>
-          <w:color w:val="000000" w:themeColor="text1"/>
-        </w:rPr>
-        <w:t>(pattern)</w:t>
-      </w:r>
-    </w:p>
-    <w:p>
-      <w:pPr>
-        <w:rPr>
-          <w:color w:val="000000" w:themeColor="text1"/>
-        </w:rPr>
-      </w:pPr>
-      <w:r>
-        <w:rPr>
-          <w:color w:val="000000" w:themeColor="text1"/>
-        </w:rPr>
-        <w:t xml:space="preserve">2) Cross-cutting principles (e.g., object-oriented, modular), independent of application </w:t>
-      </w:r>
-      <w:r>
-        <w:rPr>
-          <w:color w:val="000000" w:themeColor="text1"/>
-        </w:rPr>
-        <w:t>(</w:t>
-      </w:r>
-      <w:r>
-        <w:rPr>
-          <w:color w:val="000000" w:themeColor="text1"/>
-        </w:rPr>
-        <w:t>style</w:t>
-      </w:r>
-      <w:r>
-        <w:rPr>
-          <w:color w:val="000000" w:themeColor="text1"/>
-        </w:rPr>
-        <w:t>)</w:t>
-      </w:r>
-    </w:p>
-    <w:p>
-      <w:pPr>
-        <w:rPr>
-          <w:color w:val="000000" w:themeColor="text1"/>
-        </w:rPr>
-      </w:pPr>
-      <w:r>
-        <w:rPr>
-          <w:color w:val="000000" w:themeColor="text1"/>
-        </w:rPr>
-        <w:t xml:space="preserve">3) Defines domain concepts, components, and subsystems that can be used as a template for applications </w:t>
-      </w:r>
-      <w:proofErr w:type="gramStart"/>
-      <w:r>
-        <w:rPr>
-          <w:color w:val="000000" w:themeColor="text1"/>
-        </w:rPr>
-        <w:t>in a given</w:t>
-      </w:r>
-      <w:proofErr w:type="gramEnd"/>
-      <w:r>
-        <w:rPr>
-          <w:color w:val="000000" w:themeColor="text1"/>
-        </w:rPr>
-        <w:t xml:space="preserve"> </w:t>
-      </w:r>
-      <w:proofErr w:type="gramStart"/>
-      <w:r>
-        <w:rPr>
-          <w:color w:val="000000" w:themeColor="text1"/>
-        </w:rPr>
-        <w:t>domain</w:t>
-      </w:r>
-      <w:r>
-        <w:rPr>
-          <w:color w:val="000000" w:themeColor="text1"/>
-        </w:rPr>
-        <w:t xml:space="preserve"> </w:t>
-      </w:r>
-      <w:r>
-        <w:rPr>
-          <w:color w:val="000000" w:themeColor="text1"/>
-        </w:rPr>
-        <w:t xml:space="preserve"> </w:t>
-      </w:r>
-      <w:r>
-        <w:rPr>
-          <w:color w:val="000000" w:themeColor="text1"/>
-        </w:rPr>
-        <w:t>(</w:t>
-      </w:r>
-      <w:proofErr w:type="gramEnd"/>
-      <w:r>
-        <w:rPr>
-          <w:color w:val="000000" w:themeColor="text1"/>
-        </w:rPr>
-        <w:t>ref arc)</w:t>
-      </w:r>
-    </w:p>
-    <w:p>
-      <w:pPr>
-        <w:rPr>
-          <w:color w:val="000000" w:themeColor="text1"/>
-        </w:rPr>
-      </w:pPr>
-    </w:p>
-    <w:p>
-      <w:pPr>
+      </w:pPr>
+      <w:r>
         <w:rPr>
           <w:b/>
           <w:bCs/>
@@ -2943,8 +3077,399 @@
           <w:szCs w:val="24"/>
           <w:u w:val="single"/>
         </w:rPr>
-      </w:pPr>
-      <w:r>
+        <w:t>Model View Controller (MVC) Pattern:</w:t>
+      </w:r>
+    </w:p>
+    <w:p>
+      <w:pPr>
+        <w:rPr>
+          <w:color w:val="000000" w:themeColor="text1"/>
+        </w:rPr>
+      </w:pPr>
+      <w:r>
+        <w:rPr>
+          <w:b/>
+          <w:bCs/>
+          <w:color w:val="000000" w:themeColor="text1"/>
+        </w:rPr>
+        <w:t>Problem:</w:t>
+      </w:r>
+      <w:r>
+        <w:rPr>
+          <w:color w:val="000000" w:themeColor="text1"/>
+        </w:rPr>
+        <w:t xml:space="preserve"> we need to change the UI and have different views for our application. Different user interfaces should be supported; CLI, phone, web</w:t>
+      </w:r>
+    </w:p>
+    <w:p>
+      <w:pPr>
+        <w:rPr>
+          <w:color w:val="000000" w:themeColor="text1"/>
+        </w:rPr>
+      </w:pPr>
+      <w:r>
+        <w:rPr>
+          <w:b/>
+          <w:bCs/>
+          <w:color w:val="000000" w:themeColor="text1"/>
+        </w:rPr>
+        <w:t xml:space="preserve">Context: </w:t>
+      </w:r>
+      <w:r>
+        <w:rPr>
+          <w:color w:val="000000" w:themeColor="text1"/>
+        </w:rPr>
+        <w:t>we need an interactive interface, that supports multiple views (different UIs)</w:t>
+      </w:r>
+    </w:p>
+    <w:p>
+      <w:pPr>
+        <w:rPr>
+          <w:color w:val="000000" w:themeColor="text1"/>
+        </w:rPr>
+      </w:pPr>
+      <w:r>
+        <w:rPr>
+          <w:color w:val="000000" w:themeColor="text1"/>
+        </w:rPr>
+        <w:t xml:space="preserve">the view is a UI level </w:t>
+      </w:r>
+      <w:r>
+        <w:rPr>
+          <w:color w:val="000000" w:themeColor="text1"/>
+        </w:rPr>
+        <w:t>component</w:t>
+      </w:r>
+    </w:p>
+    <w:p>
+      <w:pPr>
+        <w:rPr>
+          <w:color w:val="000000" w:themeColor="text1"/>
+        </w:rPr>
+      </w:pPr>
+      <w:r>
+        <w:rPr>
+          <w:color w:val="000000" w:themeColor="text1"/>
+        </w:rPr>
+        <w:t>the model is an application and domain level component</w:t>
+      </w:r>
+    </w:p>
+    <w:p>
+      <w:pPr>
+        <w:rPr>
+          <w:color w:val="000000" w:themeColor="text1"/>
+        </w:rPr>
+      </w:pPr>
+      <w:r>
+        <w:rPr>
+          <w:color w:val="000000" w:themeColor="text1"/>
+        </w:rPr>
+        <w:t xml:space="preserve">the controller is a UI and </w:t>
+      </w:r>
+      <w:proofErr w:type="gramStart"/>
+      <w:r>
+        <w:rPr>
+          <w:color w:val="000000" w:themeColor="text1"/>
+        </w:rPr>
+        <w:t>application level</w:t>
+      </w:r>
+      <w:proofErr w:type="gramEnd"/>
+      <w:r>
+        <w:rPr>
+          <w:color w:val="000000" w:themeColor="text1"/>
+        </w:rPr>
+        <w:t xml:space="preserve"> component</w:t>
+      </w:r>
+    </w:p>
+    <w:p>
+      <w:pPr>
+        <w:rPr>
+          <w:color w:val="000000" w:themeColor="text1"/>
+        </w:rPr>
+      </w:pPr>
+      <w:r>
+        <w:rPr>
+          <w:b/>
+          <w:bCs/>
+          <w:color w:val="000000" w:themeColor="text1"/>
+        </w:rPr>
+        <w:t>Model:</w:t>
+      </w:r>
+      <w:r>
+        <w:rPr>
+          <w:b/>
+          <w:bCs/>
+          <w:color w:val="000000" w:themeColor="text1"/>
+        </w:rPr>
+        <w:t xml:space="preserve"> </w:t>
+      </w:r>
+      <w:r>
+        <w:rPr>
+          <w:color w:val="000000" w:themeColor="text1"/>
+        </w:rPr>
+        <w:t>collaborates with view and controller</w:t>
+      </w:r>
+    </w:p>
+    <w:p>
+      <w:pPr>
+        <w:rPr>
+          <w:color w:val="000000" w:themeColor="text1"/>
+        </w:rPr>
+      </w:pPr>
+      <w:r>
+        <w:rPr>
+          <w:color w:val="000000" w:themeColor="text1"/>
+        </w:rPr>
+        <w:t>Registers the controller and the view, handles business logic and data processing, notifies dependent classes about data changes and updates.</w:t>
+      </w:r>
+    </w:p>
+    <w:p>
+      <w:pPr>
+        <w:rPr>
+          <w:color w:val="000000" w:themeColor="text1"/>
+        </w:rPr>
+      </w:pPr>
+      <w:r>
+        <w:rPr>
+          <w:b/>
+          <w:bCs/>
+          <w:color w:val="000000" w:themeColor="text1"/>
+        </w:rPr>
+        <w:t>View:</w:t>
+      </w:r>
+      <w:r>
+        <w:rPr>
+          <w:b/>
+          <w:bCs/>
+          <w:color w:val="000000" w:themeColor="text1"/>
+        </w:rPr>
+        <w:t xml:space="preserve"> </w:t>
+      </w:r>
+      <w:r>
+        <w:rPr>
+          <w:color w:val="000000" w:themeColor="text1"/>
+        </w:rPr>
+        <w:t>collaborates with model and controller</w:t>
+      </w:r>
+    </w:p>
+    <w:p>
+      <w:pPr>
+        <w:rPr>
+          <w:color w:val="000000" w:themeColor="text1"/>
+        </w:rPr>
+      </w:pPr>
+      <w:r>
+        <w:rPr>
+          <w:color w:val="000000" w:themeColor="text1"/>
+        </w:rPr>
+        <w:t>Takes the user input or request and send It to the controller, receive and shows data from the controller, retrieves data from the model</w:t>
+      </w:r>
+    </w:p>
+    <w:p>
+      <w:pPr>
+        <w:rPr>
+          <w:color w:val="000000" w:themeColor="text1"/>
+        </w:rPr>
+      </w:pPr>
+      <w:r>
+        <w:rPr>
+          <w:b/>
+          <w:bCs/>
+          <w:color w:val="000000" w:themeColor="text1"/>
+        </w:rPr>
+        <w:t>Controller:</w:t>
+      </w:r>
+      <w:r>
+        <w:rPr>
+          <w:b/>
+          <w:bCs/>
+          <w:color w:val="000000" w:themeColor="text1"/>
+        </w:rPr>
+        <w:t xml:space="preserve"> </w:t>
+      </w:r>
+      <w:r>
+        <w:rPr>
+          <w:color w:val="000000" w:themeColor="text1"/>
+        </w:rPr>
+        <w:t>collaborates with model and view</w:t>
+      </w:r>
+    </w:p>
+    <w:p>
+      <w:pPr>
+        <w:rPr>
+          <w:color w:val="000000" w:themeColor="text1"/>
+        </w:rPr>
+      </w:pPr>
+      <w:r>
+        <w:rPr>
+          <w:color w:val="000000" w:themeColor="text1"/>
+        </w:rPr>
+        <w:t>receives user input from the View, processes it, and updates the Model accordingly. It acts as the intermediary that translates user actions into operations on the Model.</w:t>
+      </w:r>
+    </w:p>
+    <w:p>
+      <w:pPr>
+        <w:rPr>
+          <w:color w:val="000000" w:themeColor="text1"/>
+        </w:rPr>
+      </w:pPr>
+    </w:p>
+    <w:p>
+      <w:pPr>
+        <w:rPr>
+          <w:b/>
+          <w:bCs/>
+          <w:color w:val="000000" w:themeColor="text1"/>
+        </w:rPr>
+      </w:pPr>
+      <w:r>
+        <w:rPr>
+          <w:b/>
+          <w:bCs/>
+          <w:color w:val="000000" w:themeColor="text1"/>
+        </w:rPr>
+        <w:t>Publish-Subscribe Architecture:</w:t>
+      </w:r>
+    </w:p>
+    <w:p>
+      <w:pPr>
+        <w:rPr>
+          <w:color w:val="000000" w:themeColor="text1"/>
+        </w:rPr>
+      </w:pPr>
+      <w:r>
+        <w:rPr>
+          <w:color w:val="000000" w:themeColor="text1"/>
+        </w:rPr>
+        <w:t>It includes the elements that has interfaces for publishing or subscribing</w:t>
+      </w:r>
+    </w:p>
+    <w:p>
+      <w:pPr>
+        <w:rPr>
+          <w:color w:val="000000" w:themeColor="text1"/>
+        </w:rPr>
+      </w:pPr>
+      <w:r>
+        <w:rPr>
+          <w:color w:val="000000" w:themeColor="text1"/>
+        </w:rPr>
+        <w:t>Connectors: publish-subscribe</w:t>
+      </w:r>
+    </w:p>
+    <w:p>
+      <w:pPr>
+        <w:ind w:left="720" w:hanging="720"/>
+        <w:rPr>
+          <w:color w:val="000000" w:themeColor="text1"/>
+        </w:rPr>
+      </w:pPr>
+      <w:r>
+        <w:rPr>
+          <w:color w:val="000000" w:themeColor="text1"/>
+        </w:rPr>
+        <w:t>T</w:t>
+      </w:r>
+      <w:r>
+        <w:rPr>
+          <w:color w:val="000000" w:themeColor="text1"/>
+        </w:rPr>
+        <w:t>opology: bus (star)</w:t>
+      </w:r>
+    </w:p>
+    <w:p>
+      <w:pPr>
+        <w:ind w:left="720" w:hanging="720"/>
+        <w:rPr>
+          <w:color w:val="000000" w:themeColor="text1"/>
+        </w:rPr>
+      </w:pPr>
+      <w:r>
+        <w:rPr>
+          <w:color w:val="000000" w:themeColor="text1"/>
+        </w:rPr>
+        <w:t>Examples: event messaging systems, chat, etc</w:t>
+      </w:r>
+      <w:r>
+        <w:rPr>
+          <w:color w:val="000000" w:themeColor="text1"/>
+        </w:rPr>
+        <w:t>, car sensor systems, subscribing to a news channel</w:t>
+      </w:r>
+    </w:p>
+    <w:p>
+      <w:pPr>
+        <w:ind w:left="720" w:hanging="720"/>
+        <w:rPr>
+          <w:color w:val="000000" w:themeColor="text1"/>
+        </w:rPr>
+      </w:pPr>
+      <w:r>
+        <w:rPr>
+          <w:color w:val="000000" w:themeColor="text1"/>
+        </w:rPr>
+        <w:t>Properties</w:t>
+      </w:r>
+      <w:r>
+        <w:rPr>
+          <w:color w:val="000000" w:themeColor="text1"/>
+        </w:rPr>
+        <w:t>:</w:t>
+      </w:r>
+    </w:p>
+    <w:p>
+      <w:pPr>
+        <w:ind w:left="720" w:hanging="720"/>
+        <w:rPr>
+          <w:color w:val="000000" w:themeColor="text1"/>
+        </w:rPr>
+      </w:pPr>
+      <w:r>
+        <w:rPr>
+          <w:color w:val="000000" w:themeColor="text1"/>
+        </w:rPr>
+        <w:t xml:space="preserve">Dynamic </w:t>
+      </w:r>
+      <w:proofErr w:type="spellStart"/>
+      <w:r>
+        <w:rPr>
+          <w:color w:val="000000" w:themeColor="text1"/>
+        </w:rPr>
+        <w:t>behavior</w:t>
+      </w:r>
+      <w:proofErr w:type="spellEnd"/>
+      <w:r>
+        <w:rPr>
+          <w:color w:val="000000" w:themeColor="text1"/>
+        </w:rPr>
+        <w:t>: components can subscribe to a publisher or/and an event during run time or unsubscribe</w:t>
+      </w:r>
+    </w:p>
+    <w:p>
+      <w:pPr>
+        <w:ind w:left="720" w:hanging="720"/>
+        <w:rPr>
+          <w:color w:val="000000" w:themeColor="text1"/>
+        </w:rPr>
+      </w:pPr>
+      <w:r>
+        <w:rPr>
+          <w:color w:val="000000" w:themeColor="text1"/>
+        </w:rPr>
+        <w:t>parts of the system don’t depend directly on each other (publishers don’t know who the subscribers are).</w:t>
+      </w:r>
+    </w:p>
+    <w:p>
+      <w:pPr>
+        <w:ind w:left="720" w:hanging="720"/>
+        <w:rPr>
+          <w:color w:val="000000" w:themeColor="text1"/>
+        </w:rPr>
+      </w:pPr>
+    </w:p>
+    <w:p>
+      <w:pPr>
+        <w:ind w:left="720" w:hanging="720"/>
         <w:rPr>
           <w:b/>
           <w:bCs/>
@@ -2953,57 +3478,8 @@
           <w:szCs w:val="24"/>
           <w:u w:val="single"/>
         </w:rPr>
-        <w:t>Facades:</w:t>
-      </w:r>
-    </w:p>
-    <w:p>
-      <w:pPr>
-        <w:rPr>
-          <w:color w:val="000000" w:themeColor="text1"/>
-        </w:rPr>
-      </w:pPr>
-      <w:r>
-        <w:rPr>
-          <w:color w:val="000000" w:themeColor="text1"/>
-        </w:rPr>
-        <w:t>A façade is a simple entry point that hides the complexity of a larger subsystem. It provides a unified interface to multiple internal components without exposing their details. For example, a banking façade might expose a single “transfer money” operation while internally coordinating account, transaction, and notification services.</w:t>
-      </w:r>
-    </w:p>
-    <w:p>
-      <w:pPr>
-        <w:rPr>
-          <w:color w:val="000000" w:themeColor="text1"/>
-        </w:rPr>
-      </w:pPr>
-      <w:r>
-        <w:rPr>
-          <w:color w:val="000000" w:themeColor="text1"/>
-        </w:rPr>
-        <w:t>It’s a concept that can be between layers, components or services to hide the complexity and create low coupling between objects.</w:t>
-      </w:r>
-    </w:p>
-    <w:p>
-      <w:pPr>
-        <w:rPr>
-          <w:color w:val="000000" w:themeColor="text1"/>
-        </w:rPr>
-      </w:pPr>
-      <w:r>
-        <w:rPr>
-          <w:color w:val="000000" w:themeColor="text1"/>
-        </w:rPr>
-        <w:t>DTOs data transfer objects are java records, or classes with only setters and getters to transfer data between different layers, used for data safety and variation of data input and representation.</w:t>
-      </w:r>
-    </w:p>
-    <w:p>
-      <w:pPr>
-        <w:rPr>
-          <w:color w:val="000000" w:themeColor="text1"/>
-        </w:rPr>
-      </w:pPr>
-    </w:p>
-    <w:p>
-      <w:pPr>
+      </w:pPr>
+      <w:r>
         <w:rPr>
           <w:b/>
           <w:bCs/>
@@ -3012,681 +3488,6 @@
           <w:szCs w:val="24"/>
           <w:u w:val="single"/>
         </w:rPr>
-      </w:pPr>
-      <w:r>
-        <w:rPr>
-          <w:b/>
-          <w:bCs/>
-          <w:color w:val="000000" w:themeColor="text1"/>
-          <w:sz w:val="24"/>
-          <w:szCs w:val="24"/>
-          <w:u w:val="single"/>
-        </w:rPr>
-        <w:t>Model-View Separation Principle</w:t>
-      </w:r>
-      <w:r>
-        <w:rPr>
-          <w:b/>
-          <w:bCs/>
-          <w:color w:val="000000" w:themeColor="text1"/>
-          <w:sz w:val="24"/>
-          <w:szCs w:val="24"/>
-          <w:u w:val="single"/>
-        </w:rPr>
-        <w:t>:</w:t>
-      </w:r>
-    </w:p>
-    <w:p>
-      <w:pPr>
-        <w:rPr>
-          <w:color w:val="000000" w:themeColor="text1"/>
-        </w:rPr>
-      </w:pPr>
-      <w:r>
-        <w:rPr>
-          <w:color w:val="000000" w:themeColor="text1"/>
-        </w:rPr>
-        <w:t xml:space="preserve">Main idea is to </w:t>
-      </w:r>
-      <w:r>
-        <w:rPr>
-          <w:color w:val="000000" w:themeColor="text1"/>
-        </w:rPr>
-        <w:t xml:space="preserve">Keep UI code (View) </w:t>
-      </w:r>
-      <w:proofErr w:type="gramStart"/>
-      <w:r>
-        <w:rPr>
-          <w:color w:val="000000" w:themeColor="text1"/>
-        </w:rPr>
-        <w:t>separate</w:t>
-      </w:r>
-      <w:proofErr w:type="gramEnd"/>
-      <w:r>
-        <w:rPr>
-          <w:color w:val="000000" w:themeColor="text1"/>
-        </w:rPr>
-        <w:t xml:space="preserve"> from business logic (Model).</w:t>
-      </w:r>
-    </w:p>
-    <w:p>
-      <w:pPr>
-        <w:rPr>
-          <w:color w:val="000000" w:themeColor="text1"/>
-        </w:rPr>
-      </w:pPr>
-      <w:r>
-        <w:rPr>
-          <w:color w:val="000000" w:themeColor="text1"/>
-        </w:rPr>
-        <w:t xml:space="preserve">Since they deal with different concerns, they use different technology libraries and other skills, separation the controller and handling requests into a controller is also recommended, </w:t>
-      </w:r>
-      <w:proofErr w:type="spellStart"/>
-      <w:r>
-        <w:rPr>
-          <w:color w:val="000000" w:themeColor="text1"/>
-        </w:rPr>
-        <w:t>mvc</w:t>
-      </w:r>
-      <w:proofErr w:type="spellEnd"/>
-    </w:p>
-    <w:p>
-      <w:pPr>
-        <w:rPr>
-          <w:color w:val="000000" w:themeColor="text1"/>
-        </w:rPr>
-      </w:pPr>
-      <w:r>
-        <w:rPr>
-          <w:color w:val="000000" w:themeColor="text1"/>
-        </w:rPr>
-        <w:t>Allows different UI views for an application</w:t>
-      </w:r>
-      <w:r>
-        <w:rPr>
-          <w:color w:val="000000" w:themeColor="text1"/>
-        </w:rPr>
-        <w:t>: CLI, mobile and web</w:t>
-      </w:r>
-    </w:p>
-    <w:p>
-      <w:pPr>
-        <w:rPr>
-          <w:color w:val="000000" w:themeColor="text1"/>
-        </w:rPr>
-      </w:pPr>
-      <w:r>
-        <w:rPr>
-          <w:color w:val="000000" w:themeColor="text1"/>
-        </w:rPr>
-        <w:t xml:space="preserve">If there is logic inside the UI it becomes even harder to test and </w:t>
-      </w:r>
-      <w:proofErr w:type="gramStart"/>
-      <w:r>
-        <w:rPr>
-          <w:color w:val="000000" w:themeColor="text1"/>
-        </w:rPr>
-        <w:t>its</w:t>
-      </w:r>
-      <w:proofErr w:type="gramEnd"/>
-      <w:r>
-        <w:rPr>
-          <w:color w:val="000000" w:themeColor="text1"/>
-        </w:rPr>
-        <w:t xml:space="preserve"> already hard to test.</w:t>
-      </w:r>
-      <w:r>
-        <w:t xml:space="preserve"> </w:t>
-      </w:r>
-      <w:r>
-        <w:rPr>
-          <w:color w:val="000000" w:themeColor="text1"/>
-        </w:rPr>
-        <w:t>Bad design = putting logic inside UI.</w:t>
-      </w:r>
-    </w:p>
-    <w:p>
-      <w:pPr>
-        <w:rPr>
-          <w:color w:val="000000" w:themeColor="text1"/>
-        </w:rPr>
-      </w:pPr>
-      <w:r>
-        <w:rPr>
-          <w:color w:val="000000" w:themeColor="text1"/>
-        </w:rPr>
-        <w:lastRenderedPageBreak/>
-        <w:t>Mode</w:t>
-      </w:r>
-      <w:r>
-        <w:rPr>
-          <w:color w:val="000000" w:themeColor="text1"/>
-        </w:rPr>
-        <w:t>l</w:t>
-      </w:r>
-      <w:r>
-        <w:rPr>
-          <w:color w:val="000000" w:themeColor="text1"/>
-        </w:rPr>
-        <w:sym w:font="Wingdings" w:char="F0E0"/>
-      </w:r>
-      <w:r>
-        <w:rPr>
-          <w:color w:val="000000" w:themeColor="text1"/>
-        </w:rPr>
-        <w:t xml:space="preserve"> Domain layer objects </w:t>
-      </w:r>
-    </w:p>
-    <w:p>
-      <w:pPr>
-        <w:rPr>
-          <w:color w:val="000000" w:themeColor="text1"/>
-        </w:rPr>
-      </w:pPr>
-      <w:r>
-        <w:rPr>
-          <w:color w:val="000000" w:themeColor="text1"/>
-        </w:rPr>
-        <w:t>View → UI objects, such as windows, Web pages</w:t>
-      </w:r>
-    </w:p>
-    <w:p>
-      <w:pPr>
-        <w:rPr>
-          <w:color w:val="000000" w:themeColor="text1"/>
-        </w:rPr>
-      </w:pPr>
-      <w:r>
-        <w:rPr>
-          <w:color w:val="000000" w:themeColor="text1"/>
-        </w:rPr>
-        <w:t>Don’t put the domain application logic directly into the UI call</w:t>
-      </w:r>
-    </w:p>
-    <w:p>
-      <w:pPr>
-        <w:rPr>
-          <w:color w:val="000000" w:themeColor="text1"/>
-        </w:rPr>
-      </w:pPr>
-      <w:r>
-        <w:rPr>
-          <w:color w:val="000000" w:themeColor="text1"/>
-        </w:rPr>
-        <w:t xml:space="preserve">Don’t </w:t>
-      </w:r>
-      <w:proofErr w:type="gramStart"/>
-      <w:r>
-        <w:rPr>
-          <w:color w:val="000000" w:themeColor="text1"/>
-        </w:rPr>
-        <w:t>lets</w:t>
-      </w:r>
-      <w:proofErr w:type="gramEnd"/>
-      <w:r>
-        <w:rPr>
-          <w:color w:val="000000" w:themeColor="text1"/>
-        </w:rPr>
-        <w:t xml:space="preserve"> the domain classes or component reference the UI directly</w:t>
-      </w:r>
-    </w:p>
-    <w:p>
-      <w:pPr>
-        <w:rPr>
-          <w:color w:val="000000" w:themeColor="text1"/>
-        </w:rPr>
-      </w:pPr>
-    </w:p>
-    <w:p>
-      <w:pPr>
-        <w:rPr>
-          <w:b/>
-          <w:bCs/>
-          <w:color w:val="000000" w:themeColor="text1"/>
-          <w:sz w:val="24"/>
-          <w:szCs w:val="24"/>
-          <w:u w:val="single"/>
-        </w:rPr>
-      </w:pPr>
-      <w:r>
-        <w:rPr>
-          <w:b/>
-          <w:bCs/>
-          <w:color w:val="000000" w:themeColor="text1"/>
-          <w:sz w:val="24"/>
-          <w:szCs w:val="24"/>
-          <w:u w:val="single"/>
-        </w:rPr>
-        <w:t>Model View Controller (MVC) Pattern</w:t>
-      </w:r>
-      <w:r>
-        <w:rPr>
-          <w:b/>
-          <w:bCs/>
-          <w:color w:val="000000" w:themeColor="text1"/>
-          <w:sz w:val="24"/>
-          <w:szCs w:val="24"/>
-          <w:u w:val="single"/>
-        </w:rPr>
-        <w:t>:</w:t>
-      </w:r>
-    </w:p>
-    <w:p>
-      <w:pPr>
-        <w:rPr>
-          <w:color w:val="000000" w:themeColor="text1"/>
-        </w:rPr>
-      </w:pPr>
-      <w:r>
-        <w:rPr>
-          <w:b/>
-          <w:bCs/>
-          <w:color w:val="000000" w:themeColor="text1"/>
-        </w:rPr>
-        <w:t>Problem:</w:t>
-      </w:r>
-      <w:r>
-        <w:rPr>
-          <w:color w:val="000000" w:themeColor="text1"/>
-        </w:rPr>
-        <w:t xml:space="preserve"> we need to change the UI and have different views for our application. Different user interfaces should be supported; CLI, phone, web</w:t>
-      </w:r>
-    </w:p>
-    <w:p>
-      <w:pPr>
-        <w:rPr>
-          <w:color w:val="000000" w:themeColor="text1"/>
-        </w:rPr>
-      </w:pPr>
-      <w:r>
-        <w:rPr>
-          <w:b/>
-          <w:bCs/>
-          <w:color w:val="000000" w:themeColor="text1"/>
-        </w:rPr>
-        <w:t xml:space="preserve">Context: </w:t>
-      </w:r>
-      <w:r>
-        <w:rPr>
-          <w:color w:val="000000" w:themeColor="text1"/>
-        </w:rPr>
-        <w:t>we need an interactive interface, that supports multiple views (different UIs)</w:t>
-      </w:r>
-    </w:p>
-    <w:p>
-      <w:pPr>
-        <w:rPr>
-          <w:color w:val="000000" w:themeColor="text1"/>
-        </w:rPr>
-      </w:pPr>
-      <w:r>
-        <w:rPr>
-          <w:color w:val="000000" w:themeColor="text1"/>
-        </w:rPr>
-        <w:t xml:space="preserve">the view is a UI level </w:t>
-      </w:r>
-      <w:r>
-        <w:rPr>
-          <w:color w:val="000000" w:themeColor="text1"/>
-        </w:rPr>
-        <w:t>component</w:t>
-      </w:r>
-    </w:p>
-    <w:p>
-      <w:pPr>
-        <w:rPr>
-          <w:color w:val="000000" w:themeColor="text1"/>
-        </w:rPr>
-      </w:pPr>
-      <w:r>
-        <w:rPr>
-          <w:color w:val="000000" w:themeColor="text1"/>
-        </w:rPr>
-        <w:t>the model is an application and domain level component</w:t>
-      </w:r>
-    </w:p>
-    <w:p>
-      <w:pPr>
-        <w:rPr>
-          <w:color w:val="000000" w:themeColor="text1"/>
-        </w:rPr>
-      </w:pPr>
-      <w:r>
-        <w:rPr>
-          <w:color w:val="000000" w:themeColor="text1"/>
-        </w:rPr>
-        <w:t xml:space="preserve">the controller is a UI and </w:t>
-      </w:r>
-      <w:proofErr w:type="gramStart"/>
-      <w:r>
-        <w:rPr>
-          <w:color w:val="000000" w:themeColor="text1"/>
-        </w:rPr>
-        <w:t>application level</w:t>
-      </w:r>
-      <w:proofErr w:type="gramEnd"/>
-      <w:r>
-        <w:rPr>
-          <w:color w:val="000000" w:themeColor="text1"/>
-        </w:rPr>
-        <w:t xml:space="preserve"> component</w:t>
-      </w:r>
-    </w:p>
-    <w:p>
-      <w:pPr>
-        <w:rPr>
-          <w:color w:val="000000" w:themeColor="text1"/>
-        </w:rPr>
-      </w:pPr>
-      <w:r>
-        <w:rPr>
-          <w:b/>
-          <w:bCs/>
-          <w:color w:val="000000" w:themeColor="text1"/>
-        </w:rPr>
-        <w:t>Model:</w:t>
-      </w:r>
-      <w:r>
-        <w:rPr>
-          <w:b/>
-          <w:bCs/>
-          <w:color w:val="000000" w:themeColor="text1"/>
-        </w:rPr>
-        <w:t xml:space="preserve"> </w:t>
-      </w:r>
-      <w:r>
-        <w:rPr>
-          <w:color w:val="000000" w:themeColor="text1"/>
-        </w:rPr>
-        <w:t>collaborates with view and controller</w:t>
-      </w:r>
-    </w:p>
-    <w:p>
-      <w:pPr>
-        <w:rPr>
-          <w:color w:val="000000" w:themeColor="text1"/>
-        </w:rPr>
-      </w:pPr>
-      <w:r>
-        <w:rPr>
-          <w:color w:val="000000" w:themeColor="text1"/>
-        </w:rPr>
-        <w:t>Registers the controller and the view, handles business logic and data processing, notifies dependent classes about data changes and updates.</w:t>
-      </w:r>
-    </w:p>
-    <w:p>
-      <w:pPr>
-        <w:rPr>
-          <w:color w:val="000000" w:themeColor="text1"/>
-        </w:rPr>
-      </w:pPr>
-      <w:r>
-        <w:rPr>
-          <w:b/>
-          <w:bCs/>
-          <w:color w:val="000000" w:themeColor="text1"/>
-        </w:rPr>
-        <w:t>View:</w:t>
-      </w:r>
-      <w:r>
-        <w:rPr>
-          <w:b/>
-          <w:bCs/>
-          <w:color w:val="000000" w:themeColor="text1"/>
-        </w:rPr>
-        <w:t xml:space="preserve"> </w:t>
-      </w:r>
-      <w:r>
-        <w:rPr>
-          <w:color w:val="000000" w:themeColor="text1"/>
-        </w:rPr>
-        <w:t>collaborates with model and controller</w:t>
-      </w:r>
-    </w:p>
-    <w:p>
-      <w:pPr>
-        <w:rPr>
-          <w:color w:val="000000" w:themeColor="text1"/>
-        </w:rPr>
-      </w:pPr>
-      <w:r>
-        <w:rPr>
-          <w:color w:val="000000" w:themeColor="text1"/>
-        </w:rPr>
-        <w:t>Takes the user input or request and send It to the controller, receive and shows data from the controller, retrieves data from the model</w:t>
-      </w:r>
-    </w:p>
-    <w:p>
-      <w:pPr>
-        <w:rPr>
-          <w:color w:val="000000" w:themeColor="text1"/>
-        </w:rPr>
-      </w:pPr>
-      <w:r>
-        <w:rPr>
-          <w:b/>
-          <w:bCs/>
-          <w:color w:val="000000" w:themeColor="text1"/>
-        </w:rPr>
-        <w:t>Controller:</w:t>
-      </w:r>
-      <w:r>
-        <w:rPr>
-          <w:b/>
-          <w:bCs/>
-          <w:color w:val="000000" w:themeColor="text1"/>
-        </w:rPr>
-        <w:t xml:space="preserve"> </w:t>
-      </w:r>
-      <w:r>
-        <w:rPr>
-          <w:color w:val="000000" w:themeColor="text1"/>
-        </w:rPr>
-        <w:t>collaborates with model and view</w:t>
-      </w:r>
-    </w:p>
-    <w:p>
-      <w:pPr>
-        <w:rPr>
-          <w:color w:val="000000" w:themeColor="text1"/>
-        </w:rPr>
-      </w:pPr>
-      <w:r>
-        <w:rPr>
-          <w:color w:val="000000" w:themeColor="text1"/>
-        </w:rPr>
-        <w:t>receives user input from the View, processes it, and updates the Model accordingly. It acts as the intermediary that translates user actions into operations on the Model.</w:t>
-      </w:r>
-    </w:p>
-    <w:p>
-      <w:pPr>
-        <w:rPr>
-          <w:color w:val="000000" w:themeColor="text1"/>
-        </w:rPr>
-      </w:pPr>
-    </w:p>
-    <w:p>
-      <w:pPr>
-        <w:rPr>
-          <w:b/>
-          <w:bCs/>
-          <w:color w:val="000000" w:themeColor="text1"/>
-        </w:rPr>
-      </w:pPr>
-      <w:r>
-        <w:rPr>
-          <w:b/>
-          <w:bCs/>
-          <w:color w:val="000000" w:themeColor="text1"/>
-        </w:rPr>
-        <w:t>Publish-Subscribe Architecture</w:t>
-      </w:r>
-      <w:r>
-        <w:rPr>
-          <w:b/>
-          <w:bCs/>
-          <w:color w:val="000000" w:themeColor="text1"/>
-        </w:rPr>
-        <w:t>:</w:t>
-      </w:r>
-    </w:p>
-    <w:p>
-      <w:pPr>
-        <w:rPr>
-          <w:color w:val="000000" w:themeColor="text1"/>
-        </w:rPr>
-      </w:pPr>
-      <w:r>
-        <w:rPr>
-          <w:color w:val="000000" w:themeColor="text1"/>
-        </w:rPr>
-        <w:t>It includes the elements that has interfaces for publishing or subscribing</w:t>
-      </w:r>
-    </w:p>
-    <w:p>
-      <w:pPr>
-        <w:rPr>
-          <w:color w:val="000000" w:themeColor="text1"/>
-        </w:rPr>
-      </w:pPr>
-      <w:r>
-        <w:rPr>
-          <w:color w:val="000000" w:themeColor="text1"/>
-        </w:rPr>
-        <w:t>Connectors: publish-subscribe</w:t>
-      </w:r>
-    </w:p>
-    <w:p>
-      <w:pPr>
-        <w:ind w:left="720" w:hanging="720"/>
-        <w:rPr>
-          <w:color w:val="000000" w:themeColor="text1"/>
-        </w:rPr>
-      </w:pPr>
-      <w:r>
-        <w:rPr>
-          <w:color w:val="000000" w:themeColor="text1"/>
-        </w:rPr>
-        <w:t>T</w:t>
-      </w:r>
-      <w:r>
-        <w:rPr>
-          <w:color w:val="000000" w:themeColor="text1"/>
-        </w:rPr>
-        <w:t>opology: bus (star)</w:t>
-      </w:r>
-    </w:p>
-    <w:p>
-      <w:pPr>
-        <w:ind w:left="720" w:hanging="720"/>
-        <w:rPr>
-          <w:color w:val="000000" w:themeColor="text1"/>
-        </w:rPr>
-      </w:pPr>
-      <w:r>
-        <w:rPr>
-          <w:color w:val="000000" w:themeColor="text1"/>
-        </w:rPr>
-        <w:t>Examples: event messaging systems, chat, etc</w:t>
-      </w:r>
-      <w:r>
-        <w:rPr>
-          <w:color w:val="000000" w:themeColor="text1"/>
-        </w:rPr>
-        <w:t>, car sensor systems, subscribing to a news channel</w:t>
-      </w:r>
-    </w:p>
-    <w:p>
-      <w:pPr>
-        <w:ind w:left="720" w:hanging="720"/>
-        <w:rPr>
-          <w:color w:val="000000" w:themeColor="text1"/>
-        </w:rPr>
-      </w:pPr>
-      <w:r>
-        <w:rPr>
-          <w:color w:val="000000" w:themeColor="text1"/>
-        </w:rPr>
-        <w:t>Properties</w:t>
-      </w:r>
-      <w:r>
-        <w:rPr>
-          <w:color w:val="000000" w:themeColor="text1"/>
-        </w:rPr>
-        <w:t>:</w:t>
-      </w:r>
-    </w:p>
-    <w:p>
-      <w:pPr>
-        <w:ind w:left="720" w:hanging="720"/>
-        <w:rPr>
-          <w:color w:val="000000" w:themeColor="text1"/>
-        </w:rPr>
-      </w:pPr>
-      <w:r>
-        <w:rPr>
-          <w:color w:val="000000" w:themeColor="text1"/>
-        </w:rPr>
-        <w:t xml:space="preserve">Dynamic </w:t>
-      </w:r>
-      <w:proofErr w:type="spellStart"/>
-      <w:r>
-        <w:rPr>
-          <w:color w:val="000000" w:themeColor="text1"/>
-        </w:rPr>
-        <w:t>behavior</w:t>
-      </w:r>
-      <w:proofErr w:type="spellEnd"/>
-      <w:r>
-        <w:rPr>
-          <w:color w:val="000000" w:themeColor="text1"/>
-        </w:rPr>
-        <w:t>: components can subscribe to a publisher or/and an event during run time or unsubscribe</w:t>
-      </w:r>
-    </w:p>
-    <w:p>
-      <w:pPr>
-        <w:ind w:left="720" w:hanging="720"/>
-        <w:rPr>
-          <w:color w:val="000000" w:themeColor="text1"/>
-        </w:rPr>
-      </w:pPr>
-      <w:r>
-        <w:rPr>
-          <w:color w:val="000000" w:themeColor="text1"/>
-        </w:rPr>
-        <w:t>parts of the system don’t depend directly on each other (publishers don’t know who the subscribers are).</w:t>
-      </w:r>
-    </w:p>
-    <w:p>
-      <w:pPr>
-        <w:ind w:left="720" w:hanging="720"/>
-        <w:rPr>
-          <w:color w:val="000000" w:themeColor="text1"/>
-        </w:rPr>
-      </w:pPr>
-    </w:p>
-    <w:p>
-      <w:pPr>
-        <w:ind w:left="720" w:hanging="720"/>
-        <w:rPr>
-          <w:b/>
-          <w:bCs/>
-          <w:color w:val="000000" w:themeColor="text1"/>
-          <w:sz w:val="24"/>
-          <w:szCs w:val="24"/>
-          <w:u w:val="single"/>
-        </w:rPr>
-      </w:pPr>
-      <w:r>
-        <w:rPr>
-          <w:b/>
-          <w:bCs/>
-          <w:color w:val="000000" w:themeColor="text1"/>
-          <w:sz w:val="24"/>
-          <w:szCs w:val="24"/>
-          <w:u w:val="single"/>
-        </w:rPr>
         <w:lastRenderedPageBreak/>
         <w:t>Regarding Conway’s law: How might a publish-subscribe architecture fit within an organizational framework?</w:t>
       </w:r>
@@ -3727,6 +3528,883 @@
         <w:t>Async means they don’t block and wait</w:t>
       </w:r>
     </w:p>
+    <w:p>
+      <w:pPr>
+        <w:ind w:left="720" w:hanging="720"/>
+        <w:rPr>
+          <w:color w:val="000000" w:themeColor="text1"/>
+        </w:rPr>
+      </w:pPr>
+    </w:p>
+    <w:tbl>
+      <w:tblPr>
+        <w:tblW w:w="0" w:type="auto"/>
+        <w:tblCellSpacing w:w="15" w:type="dxa"/>
+        <w:tblCellMar>
+          <w:top w:w="15" w:type="dxa"/>
+          <w:left w:w="15" w:type="dxa"/>
+          <w:bottom w:w="15" w:type="dxa"/>
+          <w:right w:w="15" w:type="dxa"/>
+        </w:tblCellMar>
+        <w:tblLook w:val="04A0" w:firstRow="1" w:lastRow="0" w:firstColumn="1" w:lastColumn="0" w:noHBand="0" w:noVBand="1"/>
+      </w:tblPr>
+      <w:tblGrid>
+        <w:gridCol w:w="2433"/>
+        <w:gridCol w:w="1428"/>
+        <w:gridCol w:w="1333"/>
+        <w:gridCol w:w="1169"/>
+      </w:tblGrid>
+      <w:tr>
+        <w:trPr>
+          <w:tblHeader/>
+          <w:tblCellSpacing w:w="15" w:type="dxa"/>
+        </w:trPr>
+        <w:tc>
+          <w:tcPr>
+            <w:tcW w:w="0" w:type="auto"/>
+            <w:vAlign w:val="center"/>
+            <w:hideMark/>
+          </w:tcPr>
+          <w:p>
+            <w:pPr>
+              <w:ind w:left="720" w:hanging="720"/>
+              <w:rPr>
+                <w:b/>
+                <w:bCs/>
+                <w:color w:val="000000" w:themeColor="text1"/>
+              </w:rPr>
+            </w:pPr>
+            <w:r>
+              <w:rPr>
+                <w:b/>
+                <w:bCs/>
+                <w:color w:val="000000" w:themeColor="text1"/>
+              </w:rPr>
+              <w:t>ISO/IEC 25010 Attribute</w:t>
+            </w:r>
+          </w:p>
+        </w:tc>
+        <w:tc>
+          <w:tcPr>
+            <w:tcW w:w="0" w:type="auto"/>
+            <w:vAlign w:val="center"/>
+            <w:hideMark/>
+          </w:tcPr>
+          <w:p>
+            <w:pPr>
+              <w:ind w:left="720" w:hanging="720"/>
+              <w:rPr>
+                <w:b/>
+                <w:bCs/>
+                <w:color w:val="000000" w:themeColor="text1"/>
+              </w:rPr>
+            </w:pPr>
+            <w:r>
+              <w:rPr>
+                <w:b/>
+                <w:bCs/>
+                <w:color w:val="000000" w:themeColor="text1"/>
+              </w:rPr>
+              <w:t>Client-Server</w:t>
+            </w:r>
+          </w:p>
+        </w:tc>
+        <w:tc>
+          <w:tcPr>
+            <w:tcW w:w="0" w:type="auto"/>
+            <w:vAlign w:val="center"/>
+            <w:hideMark/>
+          </w:tcPr>
+          <w:p>
+            <w:pPr>
+              <w:ind w:left="720" w:hanging="720"/>
+              <w:rPr>
+                <w:b/>
+                <w:bCs/>
+                <w:color w:val="000000" w:themeColor="text1"/>
+              </w:rPr>
+            </w:pPr>
+            <w:r>
+              <w:rPr>
+                <w:b/>
+                <w:bCs/>
+                <w:color w:val="000000" w:themeColor="text1"/>
+              </w:rPr>
+              <w:t>Peer-to-Peer</w:t>
+            </w:r>
+          </w:p>
+        </w:tc>
+        <w:tc>
+          <w:tcPr>
+            <w:tcW w:w="0" w:type="auto"/>
+            <w:vAlign w:val="center"/>
+            <w:hideMark/>
+          </w:tcPr>
+          <w:p>
+            <w:pPr>
+              <w:ind w:left="720" w:hanging="720"/>
+              <w:rPr>
+                <w:b/>
+                <w:bCs/>
+                <w:color w:val="000000" w:themeColor="text1"/>
+              </w:rPr>
+            </w:pPr>
+            <w:r>
+              <w:rPr>
+                <w:b/>
+                <w:bCs/>
+                <w:color w:val="000000" w:themeColor="text1"/>
+              </w:rPr>
+              <w:t>Multi-Tier</w:t>
+            </w:r>
+          </w:p>
+        </w:tc>
+      </w:tr>
+      <w:tr>
+        <w:trPr>
+          <w:tblCellSpacing w:w="15" w:type="dxa"/>
+        </w:trPr>
+        <w:tc>
+          <w:tcPr>
+            <w:tcW w:w="0" w:type="auto"/>
+            <w:vAlign w:val="center"/>
+            <w:hideMark/>
+          </w:tcPr>
+          <w:p>
+            <w:pPr>
+              <w:ind w:left="720" w:hanging="720"/>
+              <w:rPr>
+                <w:color w:val="000000" w:themeColor="text1"/>
+              </w:rPr>
+            </w:pPr>
+            <w:r>
+              <w:rPr>
+                <w:b/>
+                <w:bCs/>
+                <w:color w:val="000000" w:themeColor="text1"/>
+              </w:rPr>
+              <w:t>Functional suitability</w:t>
+            </w:r>
+          </w:p>
+        </w:tc>
+        <w:tc>
+          <w:tcPr>
+            <w:tcW w:w="0" w:type="auto"/>
+            <w:vAlign w:val="center"/>
+            <w:hideMark/>
+          </w:tcPr>
+          <w:p>
+            <w:pPr>
+              <w:ind w:left="720" w:hanging="720"/>
+              <w:rPr>
+                <w:color w:val="000000" w:themeColor="text1"/>
+              </w:rPr>
+            </w:pPr>
+            <w:r>
+              <w:rPr>
+                <w:b/>
+                <w:bCs/>
+                <w:color w:val="000000" w:themeColor="text1"/>
+              </w:rPr>
+              <w:t>Better</w:t>
+            </w:r>
+          </w:p>
+        </w:tc>
+        <w:tc>
+          <w:tcPr>
+            <w:tcW w:w="0" w:type="auto"/>
+            <w:vAlign w:val="center"/>
+            <w:hideMark/>
+          </w:tcPr>
+          <w:p>
+            <w:pPr>
+              <w:ind w:left="720" w:hanging="720"/>
+              <w:rPr>
+                <w:color w:val="000000" w:themeColor="text1"/>
+              </w:rPr>
+            </w:pPr>
+            <w:r>
+              <w:rPr>
+                <w:color w:val="000000" w:themeColor="text1"/>
+              </w:rPr>
+              <w:t>Neutral</w:t>
+            </w:r>
+          </w:p>
+        </w:tc>
+        <w:tc>
+          <w:tcPr>
+            <w:tcW w:w="0" w:type="auto"/>
+            <w:vAlign w:val="center"/>
+            <w:hideMark/>
+          </w:tcPr>
+          <w:p>
+            <w:pPr>
+              <w:ind w:left="720" w:hanging="720"/>
+              <w:rPr>
+                <w:color w:val="000000" w:themeColor="text1"/>
+              </w:rPr>
+            </w:pPr>
+            <w:r>
+              <w:rPr>
+                <w:b/>
+                <w:bCs/>
+                <w:color w:val="000000" w:themeColor="text1"/>
+              </w:rPr>
+              <w:t>Best</w:t>
+            </w:r>
+          </w:p>
+        </w:tc>
+      </w:tr>
+      <w:tr>
+        <w:trPr>
+          <w:tblCellSpacing w:w="15" w:type="dxa"/>
+        </w:trPr>
+        <w:tc>
+          <w:tcPr>
+            <w:tcW w:w="0" w:type="auto"/>
+            <w:vAlign w:val="center"/>
+            <w:hideMark/>
+          </w:tcPr>
+          <w:p>
+            <w:pPr>
+              <w:ind w:left="720" w:hanging="720"/>
+              <w:rPr>
+                <w:color w:val="000000" w:themeColor="text1"/>
+              </w:rPr>
+            </w:pPr>
+            <w:r>
+              <w:rPr>
+                <w:b/>
+                <w:bCs/>
+                <w:color w:val="000000" w:themeColor="text1"/>
+              </w:rPr>
+              <w:t>Performance efficiency</w:t>
+            </w:r>
+          </w:p>
+        </w:tc>
+        <w:tc>
+          <w:tcPr>
+            <w:tcW w:w="0" w:type="auto"/>
+            <w:vAlign w:val="center"/>
+            <w:hideMark/>
+          </w:tcPr>
+          <w:p>
+            <w:pPr>
+              <w:ind w:left="720" w:hanging="720"/>
+              <w:rPr>
+                <w:color w:val="000000" w:themeColor="text1"/>
+              </w:rPr>
+            </w:pPr>
+            <w:r>
+              <w:rPr>
+                <w:color w:val="000000" w:themeColor="text1"/>
+              </w:rPr>
+              <w:t>Better</w:t>
+            </w:r>
+          </w:p>
+        </w:tc>
+        <w:tc>
+          <w:tcPr>
+            <w:tcW w:w="0" w:type="auto"/>
+            <w:vAlign w:val="center"/>
+            <w:hideMark/>
+          </w:tcPr>
+          <w:p>
+            <w:pPr>
+              <w:ind w:left="720" w:hanging="720"/>
+              <w:rPr>
+                <w:color w:val="000000" w:themeColor="text1"/>
+              </w:rPr>
+            </w:pPr>
+            <w:r>
+              <w:rPr>
+                <w:color w:val="000000" w:themeColor="text1"/>
+              </w:rPr>
+              <w:t>Neutral</w:t>
+            </w:r>
+          </w:p>
+        </w:tc>
+        <w:tc>
+          <w:tcPr>
+            <w:tcW w:w="0" w:type="auto"/>
+            <w:vAlign w:val="center"/>
+            <w:hideMark/>
+          </w:tcPr>
+          <w:p>
+            <w:pPr>
+              <w:ind w:left="720" w:hanging="720"/>
+              <w:rPr>
+                <w:color w:val="000000" w:themeColor="text1"/>
+              </w:rPr>
+            </w:pPr>
+            <w:r>
+              <w:rPr>
+                <w:b/>
+                <w:bCs/>
+                <w:color w:val="000000" w:themeColor="text1"/>
+              </w:rPr>
+              <w:t>Best</w:t>
+            </w:r>
+          </w:p>
+        </w:tc>
+      </w:tr>
+      <w:tr>
+        <w:trPr>
+          <w:tblCellSpacing w:w="15" w:type="dxa"/>
+        </w:trPr>
+        <w:tc>
+          <w:tcPr>
+            <w:tcW w:w="0" w:type="auto"/>
+            <w:vAlign w:val="center"/>
+            <w:hideMark/>
+          </w:tcPr>
+          <w:p>
+            <w:pPr>
+              <w:ind w:left="720" w:hanging="720"/>
+              <w:rPr>
+                <w:color w:val="000000" w:themeColor="text1"/>
+              </w:rPr>
+            </w:pPr>
+            <w:r>
+              <w:rPr>
+                <w:b/>
+                <w:bCs/>
+                <w:color w:val="000000" w:themeColor="text1"/>
+              </w:rPr>
+              <w:t>Compatibility</w:t>
+            </w:r>
+          </w:p>
+        </w:tc>
+        <w:tc>
+          <w:tcPr>
+            <w:tcW w:w="0" w:type="auto"/>
+            <w:vAlign w:val="center"/>
+            <w:hideMark/>
+          </w:tcPr>
+          <w:p>
+            <w:pPr>
+              <w:ind w:left="720" w:hanging="720"/>
+              <w:rPr>
+                <w:color w:val="000000" w:themeColor="text1"/>
+              </w:rPr>
+            </w:pPr>
+            <w:r>
+              <w:rPr>
+                <w:color w:val="000000" w:themeColor="text1"/>
+              </w:rPr>
+              <w:t>Better</w:t>
+            </w:r>
+          </w:p>
+        </w:tc>
+        <w:tc>
+          <w:tcPr>
+            <w:tcW w:w="0" w:type="auto"/>
+            <w:vAlign w:val="center"/>
+            <w:hideMark/>
+          </w:tcPr>
+          <w:p>
+            <w:pPr>
+              <w:ind w:left="720" w:hanging="720"/>
+              <w:rPr>
+                <w:color w:val="000000" w:themeColor="text1"/>
+              </w:rPr>
+            </w:pPr>
+            <w:r>
+              <w:rPr>
+                <w:color w:val="000000" w:themeColor="text1"/>
+              </w:rPr>
+              <w:t>Neutral</w:t>
+            </w:r>
+          </w:p>
+        </w:tc>
+        <w:tc>
+          <w:tcPr>
+            <w:tcW w:w="0" w:type="auto"/>
+            <w:vAlign w:val="center"/>
+            <w:hideMark/>
+          </w:tcPr>
+          <w:p>
+            <w:pPr>
+              <w:ind w:left="720" w:hanging="720"/>
+              <w:rPr>
+                <w:color w:val="000000" w:themeColor="text1"/>
+              </w:rPr>
+            </w:pPr>
+            <w:r>
+              <w:rPr>
+                <w:b/>
+                <w:bCs/>
+                <w:color w:val="000000" w:themeColor="text1"/>
+              </w:rPr>
+              <w:t>Best</w:t>
+            </w:r>
+          </w:p>
+        </w:tc>
+      </w:tr>
+      <w:tr>
+        <w:trPr>
+          <w:tblCellSpacing w:w="15" w:type="dxa"/>
+        </w:trPr>
+        <w:tc>
+          <w:tcPr>
+            <w:tcW w:w="0" w:type="auto"/>
+            <w:vAlign w:val="center"/>
+            <w:hideMark/>
+          </w:tcPr>
+          <w:p>
+            <w:pPr>
+              <w:ind w:left="720" w:hanging="720"/>
+              <w:rPr>
+                <w:color w:val="000000" w:themeColor="text1"/>
+              </w:rPr>
+            </w:pPr>
+            <w:r>
+              <w:rPr>
+                <w:b/>
+                <w:bCs/>
+                <w:color w:val="000000" w:themeColor="text1"/>
+              </w:rPr>
+              <w:t>Usability</w:t>
+            </w:r>
+          </w:p>
+        </w:tc>
+        <w:tc>
+          <w:tcPr>
+            <w:tcW w:w="0" w:type="auto"/>
+            <w:vAlign w:val="center"/>
+            <w:hideMark/>
+          </w:tcPr>
+          <w:p>
+            <w:pPr>
+              <w:ind w:left="720" w:hanging="720"/>
+              <w:rPr>
+                <w:color w:val="000000" w:themeColor="text1"/>
+              </w:rPr>
+            </w:pPr>
+            <w:r>
+              <w:rPr>
+                <w:color w:val="000000" w:themeColor="text1"/>
+              </w:rPr>
+              <w:t>Neutral</w:t>
+            </w:r>
+          </w:p>
+        </w:tc>
+        <w:tc>
+          <w:tcPr>
+            <w:tcW w:w="0" w:type="auto"/>
+            <w:vAlign w:val="center"/>
+            <w:hideMark/>
+          </w:tcPr>
+          <w:p>
+            <w:pPr>
+              <w:ind w:left="720" w:hanging="720"/>
+              <w:rPr>
+                <w:color w:val="000000" w:themeColor="text1"/>
+              </w:rPr>
+            </w:pPr>
+            <w:r>
+              <w:rPr>
+                <w:color w:val="000000" w:themeColor="text1"/>
+              </w:rPr>
+              <w:t>Bad</w:t>
+            </w:r>
+          </w:p>
+        </w:tc>
+        <w:tc>
+          <w:tcPr>
+            <w:tcW w:w="0" w:type="auto"/>
+            <w:vAlign w:val="center"/>
+            <w:hideMark/>
+          </w:tcPr>
+          <w:p>
+            <w:pPr>
+              <w:ind w:left="720" w:hanging="720"/>
+              <w:rPr>
+                <w:color w:val="000000" w:themeColor="text1"/>
+              </w:rPr>
+            </w:pPr>
+            <w:r>
+              <w:rPr>
+                <w:b/>
+                <w:bCs/>
+                <w:color w:val="000000" w:themeColor="text1"/>
+              </w:rPr>
+              <w:t>Best</w:t>
+            </w:r>
+          </w:p>
+        </w:tc>
+      </w:tr>
+      <w:tr>
+        <w:trPr>
+          <w:tblCellSpacing w:w="15" w:type="dxa"/>
+        </w:trPr>
+        <w:tc>
+          <w:tcPr>
+            <w:tcW w:w="0" w:type="auto"/>
+            <w:vAlign w:val="center"/>
+            <w:hideMark/>
+          </w:tcPr>
+          <w:p>
+            <w:pPr>
+              <w:ind w:left="720" w:hanging="720"/>
+              <w:rPr>
+                <w:color w:val="000000" w:themeColor="text1"/>
+              </w:rPr>
+            </w:pPr>
+            <w:r>
+              <w:rPr>
+                <w:b/>
+                <w:bCs/>
+                <w:color w:val="000000" w:themeColor="text1"/>
+              </w:rPr>
+              <w:t>Reliability</w:t>
+            </w:r>
+          </w:p>
+        </w:tc>
+        <w:tc>
+          <w:tcPr>
+            <w:tcW w:w="0" w:type="auto"/>
+            <w:vAlign w:val="center"/>
+            <w:hideMark/>
+          </w:tcPr>
+          <w:p>
+            <w:pPr>
+              <w:ind w:left="720" w:hanging="720"/>
+              <w:rPr>
+                <w:color w:val="000000" w:themeColor="text1"/>
+              </w:rPr>
+            </w:pPr>
+            <w:r>
+              <w:rPr>
+                <w:color w:val="000000" w:themeColor="text1"/>
+              </w:rPr>
+              <w:t>Neutral</w:t>
+            </w:r>
+          </w:p>
+        </w:tc>
+        <w:tc>
+          <w:tcPr>
+            <w:tcW w:w="0" w:type="auto"/>
+            <w:vAlign w:val="center"/>
+            <w:hideMark/>
+          </w:tcPr>
+          <w:p>
+            <w:pPr>
+              <w:ind w:left="720" w:hanging="720"/>
+              <w:rPr>
+                <w:color w:val="000000" w:themeColor="text1"/>
+              </w:rPr>
+            </w:pPr>
+            <w:r>
+              <w:rPr>
+                <w:color w:val="000000" w:themeColor="text1"/>
+              </w:rPr>
+              <w:t>Better</w:t>
+            </w:r>
+          </w:p>
+        </w:tc>
+        <w:tc>
+          <w:tcPr>
+            <w:tcW w:w="0" w:type="auto"/>
+            <w:vAlign w:val="center"/>
+            <w:hideMark/>
+          </w:tcPr>
+          <w:p>
+            <w:pPr>
+              <w:ind w:left="720" w:hanging="720"/>
+              <w:rPr>
+                <w:color w:val="000000" w:themeColor="text1"/>
+              </w:rPr>
+            </w:pPr>
+            <w:r>
+              <w:rPr>
+                <w:b/>
+                <w:bCs/>
+                <w:color w:val="000000" w:themeColor="text1"/>
+              </w:rPr>
+              <w:t>Best</w:t>
+            </w:r>
+          </w:p>
+        </w:tc>
+      </w:tr>
+      <w:tr>
+        <w:trPr>
+          <w:tblCellSpacing w:w="15" w:type="dxa"/>
+        </w:trPr>
+        <w:tc>
+          <w:tcPr>
+            <w:tcW w:w="0" w:type="auto"/>
+            <w:vAlign w:val="center"/>
+            <w:hideMark/>
+          </w:tcPr>
+          <w:p>
+            <w:pPr>
+              <w:ind w:left="720" w:hanging="720"/>
+              <w:rPr>
+                <w:color w:val="000000" w:themeColor="text1"/>
+              </w:rPr>
+            </w:pPr>
+            <w:r>
+              <w:rPr>
+                <w:b/>
+                <w:bCs/>
+                <w:color w:val="000000" w:themeColor="text1"/>
+              </w:rPr>
+              <w:t>Security</w:t>
+            </w:r>
+          </w:p>
+        </w:tc>
+        <w:tc>
+          <w:tcPr>
+            <w:tcW w:w="0" w:type="auto"/>
+            <w:vAlign w:val="center"/>
+            <w:hideMark/>
+          </w:tcPr>
+          <w:p>
+            <w:pPr>
+              <w:ind w:left="720" w:hanging="720"/>
+              <w:rPr>
+                <w:color w:val="000000" w:themeColor="text1"/>
+              </w:rPr>
+            </w:pPr>
+            <w:r>
+              <w:rPr>
+                <w:color w:val="000000" w:themeColor="text1"/>
+              </w:rPr>
+              <w:t>Better</w:t>
+            </w:r>
+          </w:p>
+        </w:tc>
+        <w:tc>
+          <w:tcPr>
+            <w:tcW w:w="0" w:type="auto"/>
+            <w:vAlign w:val="center"/>
+            <w:hideMark/>
+          </w:tcPr>
+          <w:p>
+            <w:pPr>
+              <w:ind w:left="720" w:hanging="720"/>
+              <w:rPr>
+                <w:color w:val="000000" w:themeColor="text1"/>
+              </w:rPr>
+            </w:pPr>
+            <w:r>
+              <w:rPr>
+                <w:color w:val="000000" w:themeColor="text1"/>
+              </w:rPr>
+              <w:t>Bad</w:t>
+            </w:r>
+          </w:p>
+        </w:tc>
+        <w:tc>
+          <w:tcPr>
+            <w:tcW w:w="0" w:type="auto"/>
+            <w:vAlign w:val="center"/>
+            <w:hideMark/>
+          </w:tcPr>
+          <w:p>
+            <w:pPr>
+              <w:ind w:left="720" w:hanging="720"/>
+              <w:rPr>
+                <w:color w:val="000000" w:themeColor="text1"/>
+              </w:rPr>
+            </w:pPr>
+            <w:r>
+              <w:rPr>
+                <w:b/>
+                <w:bCs/>
+                <w:color w:val="000000" w:themeColor="text1"/>
+              </w:rPr>
+              <w:t>Best</w:t>
+            </w:r>
+          </w:p>
+        </w:tc>
+      </w:tr>
+      <w:tr>
+        <w:trPr>
+          <w:tblCellSpacing w:w="15" w:type="dxa"/>
+        </w:trPr>
+        <w:tc>
+          <w:tcPr>
+            <w:tcW w:w="0" w:type="auto"/>
+            <w:vAlign w:val="center"/>
+            <w:hideMark/>
+          </w:tcPr>
+          <w:p>
+            <w:pPr>
+              <w:ind w:left="720" w:hanging="720"/>
+              <w:rPr>
+                <w:color w:val="000000" w:themeColor="text1"/>
+              </w:rPr>
+            </w:pPr>
+            <w:r>
+              <w:rPr>
+                <w:b/>
+                <w:bCs/>
+                <w:color w:val="000000" w:themeColor="text1"/>
+              </w:rPr>
+              <w:t>Maintainability</w:t>
+            </w:r>
+          </w:p>
+        </w:tc>
+        <w:tc>
+          <w:tcPr>
+            <w:tcW w:w="0" w:type="auto"/>
+            <w:vAlign w:val="center"/>
+            <w:hideMark/>
+          </w:tcPr>
+          <w:p>
+            <w:pPr>
+              <w:ind w:left="720" w:hanging="720"/>
+              <w:rPr>
+                <w:color w:val="000000" w:themeColor="text1"/>
+              </w:rPr>
+            </w:pPr>
+            <w:r>
+              <w:rPr>
+                <w:color w:val="000000" w:themeColor="text1"/>
+              </w:rPr>
+              <w:t>Better</w:t>
+            </w:r>
+          </w:p>
+        </w:tc>
+        <w:tc>
+          <w:tcPr>
+            <w:tcW w:w="0" w:type="auto"/>
+            <w:vAlign w:val="center"/>
+            <w:hideMark/>
+          </w:tcPr>
+          <w:p>
+            <w:pPr>
+              <w:ind w:left="720" w:hanging="720"/>
+              <w:rPr>
+                <w:color w:val="000000" w:themeColor="text1"/>
+              </w:rPr>
+            </w:pPr>
+            <w:r>
+              <w:rPr>
+                <w:color w:val="000000" w:themeColor="text1"/>
+              </w:rPr>
+              <w:t>Bad</w:t>
+            </w:r>
+          </w:p>
+        </w:tc>
+        <w:tc>
+          <w:tcPr>
+            <w:tcW w:w="0" w:type="auto"/>
+            <w:vAlign w:val="center"/>
+            <w:hideMark/>
+          </w:tcPr>
+          <w:p>
+            <w:pPr>
+              <w:ind w:left="720" w:hanging="720"/>
+              <w:rPr>
+                <w:color w:val="000000" w:themeColor="text1"/>
+              </w:rPr>
+            </w:pPr>
+            <w:r>
+              <w:rPr>
+                <w:b/>
+                <w:bCs/>
+                <w:color w:val="000000" w:themeColor="text1"/>
+              </w:rPr>
+              <w:t>Best</w:t>
+            </w:r>
+          </w:p>
+        </w:tc>
+      </w:tr>
+      <w:tr>
+        <w:trPr>
+          <w:tblCellSpacing w:w="15" w:type="dxa"/>
+        </w:trPr>
+        <w:tc>
+          <w:tcPr>
+            <w:tcW w:w="0" w:type="auto"/>
+            <w:vAlign w:val="center"/>
+            <w:hideMark/>
+          </w:tcPr>
+          <w:p>
+            <w:pPr>
+              <w:ind w:left="720" w:hanging="720"/>
+              <w:rPr>
+                <w:color w:val="000000" w:themeColor="text1"/>
+              </w:rPr>
+            </w:pPr>
+            <w:r>
+              <w:rPr>
+                <w:b/>
+                <w:bCs/>
+                <w:color w:val="000000" w:themeColor="text1"/>
+              </w:rPr>
+              <w:t>Portability</w:t>
+            </w:r>
+          </w:p>
+        </w:tc>
+        <w:tc>
+          <w:tcPr>
+            <w:tcW w:w="0" w:type="auto"/>
+            <w:vAlign w:val="center"/>
+            <w:hideMark/>
+          </w:tcPr>
+          <w:p>
+            <w:pPr>
+              <w:ind w:left="720" w:hanging="720"/>
+              <w:rPr>
+                <w:color w:val="000000" w:themeColor="text1"/>
+              </w:rPr>
+            </w:pPr>
+            <w:r>
+              <w:rPr>
+                <w:color w:val="000000" w:themeColor="text1"/>
+              </w:rPr>
+              <w:t>Neutral</w:t>
+            </w:r>
+          </w:p>
+        </w:tc>
+        <w:tc>
+          <w:tcPr>
+            <w:tcW w:w="0" w:type="auto"/>
+            <w:vAlign w:val="center"/>
+            <w:hideMark/>
+          </w:tcPr>
+          <w:p>
+            <w:pPr>
+              <w:ind w:left="720" w:hanging="720"/>
+              <w:rPr>
+                <w:color w:val="000000" w:themeColor="text1"/>
+              </w:rPr>
+            </w:pPr>
+            <w:r>
+              <w:rPr>
+                <w:color w:val="000000" w:themeColor="text1"/>
+              </w:rPr>
+              <w:t>Neutral</w:t>
+            </w:r>
+          </w:p>
+        </w:tc>
+        <w:tc>
+          <w:tcPr>
+            <w:tcW w:w="0" w:type="auto"/>
+            <w:vAlign w:val="center"/>
+            <w:hideMark/>
+          </w:tcPr>
+          <w:p>
+            <w:pPr>
+              <w:ind w:left="720" w:hanging="720"/>
+              <w:rPr>
+                <w:color w:val="000000" w:themeColor="text1"/>
+              </w:rPr>
+            </w:pPr>
+            <w:r>
+              <w:rPr>
+                <w:color w:val="000000" w:themeColor="text1"/>
+              </w:rPr>
+              <w:t>Better</w:t>
+            </w:r>
+          </w:p>
+        </w:tc>
+      </w:tr>
+    </w:tbl>
     <w:p>
       <w:pPr>
         <w:ind w:left="720" w:hanging="720"/>

--- a/SWARD/Lectures/Lecture 8.docx
+++ b/SWARD/Lectures/Lecture 8.docx
@@ -137,7 +137,19 @@
         <w:rPr>
           <w:color w:val="000000" w:themeColor="text1"/>
         </w:rPr>
-        <w:t xml:space="preserve"> design pattern where one object (the subject) keeps track of other objects (observers) and automatically notifies them whenever its state changes, so they can react accordingly.</w:t>
+        <w:t xml:space="preserve"> design pattern where one object (the </w:t>
+      </w:r>
+      <w:r>
+        <w:rPr>
+          <w:color w:val="000000" w:themeColor="text1"/>
+        </w:rPr>
+        <w:t>publisher</w:t>
+      </w:r>
+      <w:r>
+        <w:rPr>
+          <w:color w:val="000000" w:themeColor="text1"/>
+        </w:rPr>
+        <w:t>) keeps track of other objects (observers) and automatically notifies them whenever its state changes, so they can react accordingly.</w:t>
       </w:r>
     </w:p>
     <w:p>
@@ -3538,7 +3550,7 @@
     </w:p>
     <w:tbl>
       <w:tblPr>
-        <w:tblW w:w="0" w:type="auto"/>
+        <w:tblW w:w="9404" w:type="dxa"/>
         <w:tblCellSpacing w:w="15" w:type="dxa"/>
         <w:tblCellMar>
           <w:top w:w="15" w:type="dxa"/>
@@ -3549,13 +3561,14 @@
         <w:tblLook w:val="04A0" w:firstRow="1" w:lastRow="0" w:firstColumn="1" w:lastColumn="0" w:noHBand="0" w:noVBand="1"/>
       </w:tblPr>
       <w:tblGrid>
-        <w:gridCol w:w="2433"/>
-        <w:gridCol w:w="1428"/>
-        <w:gridCol w:w="1333"/>
-        <w:gridCol w:w="1169"/>
+        <w:gridCol w:w="3602"/>
+        <w:gridCol w:w="2112"/>
+        <w:gridCol w:w="1971"/>
+        <w:gridCol w:w="1719"/>
       </w:tblGrid>
       <w:tr>
         <w:trPr>
+          <w:trHeight w:val="687"/>
           <w:tblHeader/>
           <w:tblCellSpacing w:w="15" w:type="dxa"/>
         </w:trPr>
@@ -3662,6 +3675,7 @@
       </w:tr>
       <w:tr>
         <w:trPr>
+          <w:trHeight w:val="668"/>
           <w:tblCellSpacing w:w="15" w:type="dxa"/>
         </w:trPr>
         <w:tc>
@@ -3757,6 +3771,7 @@
       </w:tr>
       <w:tr>
         <w:trPr>
+          <w:trHeight w:val="687"/>
           <w:tblCellSpacing w:w="15" w:type="dxa"/>
         </w:trPr>
         <w:tc>
@@ -3850,6 +3865,7 @@
       </w:tr>
       <w:tr>
         <w:trPr>
+          <w:trHeight w:val="668"/>
           <w:tblCellSpacing w:w="15" w:type="dxa"/>
         </w:trPr>
         <w:tc>
@@ -3943,6 +3959,7 @@
       </w:tr>
       <w:tr>
         <w:trPr>
+          <w:trHeight w:val="687"/>
           <w:tblCellSpacing w:w="15" w:type="dxa"/>
         </w:trPr>
         <w:tc>
@@ -4036,6 +4053,7 @@
       </w:tr>
       <w:tr>
         <w:trPr>
+          <w:trHeight w:val="668"/>
           <w:tblCellSpacing w:w="15" w:type="dxa"/>
         </w:trPr>
         <w:tc>
@@ -4129,6 +4147,7 @@
       </w:tr>
       <w:tr>
         <w:trPr>
+          <w:trHeight w:val="687"/>
           <w:tblCellSpacing w:w="15" w:type="dxa"/>
         </w:trPr>
         <w:tc>
@@ -4222,6 +4241,7 @@
       </w:tr>
       <w:tr>
         <w:trPr>
+          <w:trHeight w:val="668"/>
           <w:tblCellSpacing w:w="15" w:type="dxa"/>
         </w:trPr>
         <w:tc>
@@ -4315,6 +4335,7 @@
       </w:tr>
       <w:tr>
         <w:trPr>
+          <w:trHeight w:val="687"/>
           <w:tblCellSpacing w:w="15" w:type="dxa"/>
         </w:trPr>
         <w:tc>
@@ -5025,6 +5046,7 @@
   <w:style w:type="character" w:default="1" w:styleId="DefaultParagraphFont">
     <w:name w:val="Default Paragraph Font"/>
     <w:uiPriority w:val="1"/>
+    <w:semiHidden/>
     <w:unhideWhenUsed/>
   </w:style>
   <w:style w:type="table" w:default="1" w:styleId="TableNormal">
